--- a/manuscritos/La Biografía (edición integral).docx
+++ b/manuscritos/La Biografía (edición integral).docx
@@ -346,12 +346,22 @@
         </w:rPr>
       </w:pPr>
       <w:r>
+        <w:rPr>
+          <w:rFonts w:ascii="Palatino Linotype" w:hAnsi="Palatino Linotype" w:cs="Palatino Linotype"/>
+          <w:color w:val="B9C6DA"/>
+          <w:sz w:val="16"/>
+          <w:szCs w:val="16"/>
+        </w:rPr>
         <w:t xml:space="preserve">Copyright ©2026 por Julián Bermúdez y </w:t>
       </w:r>
       <w:r>
         <w:rPr>
+          <w:rFonts w:ascii="Palatino Linotype" w:hAnsi="Palatino Linotype" w:cs="Palatino Linotype"/>
           <w:i/>
           <w:iCs/>
+          <w:color w:val="B9C6DA"/>
+          <w:sz w:val="16"/>
+          <w:szCs w:val="16"/>
         </w:rPr>
         <w:t xml:space="preserve">ELVERBO EDITORIAL </w:t>
       </w:r>
@@ -362,6 +372,12 @@
         <w:jc w:val="both"/>
       </w:pPr>
       <w:r>
+        <w:rPr>
+          <w:rFonts w:ascii="Palatino Linotype" w:hAnsi="Palatino Linotype" w:cs="Palatino Linotype"/>
+          <w:color w:val="B9C6DA"/>
+          <w:sz w:val="16"/>
+          <w:szCs w:val="16"/>
+        </w:rPr>
         <w:t>La Biografía</w:t>
       </w:r>
     </w:p>
@@ -370,6 +386,12 @@
         <w:jc w:val="both"/>
       </w:pPr>
       <w:r>
+        <w:rPr>
+          <w:rFonts w:ascii="Palatino Linotype" w:hAnsi="Palatino Linotype" w:cs="Palatino Linotype"/>
+          <w:color w:val="B9C6DA"/>
+          <w:sz w:val="16"/>
+          <w:szCs w:val="16"/>
+        </w:rPr>
         <w:t> </w:t>
       </w:r>
     </w:p>
@@ -379,6 +401,12 @@
         <w:jc w:val="both"/>
       </w:pPr>
       <w:r>
+        <w:rPr>
+          <w:rFonts w:ascii="Palatino Linotype" w:hAnsi="Palatino Linotype" w:cs="Palatino Linotype"/>
+          <w:color w:val="B9C6DA"/>
+          <w:sz w:val="16"/>
+          <w:szCs w:val="16"/>
+        </w:rPr>
         <w:t xml:space="preserve">Todos los derechos reservados. </w:t>
       </w:r>
     </w:p>
@@ -388,6 +416,12 @@
         <w:jc w:val="both"/>
       </w:pPr>
       <w:r>
+        <w:rPr>
+          <w:rFonts w:ascii="Palatino Linotype" w:hAnsi="Palatino Linotype" w:cs="Palatino Linotype"/>
+          <w:color w:val="B9C6DA"/>
+          <w:sz w:val="16"/>
+          <w:szCs w:val="16"/>
+        </w:rPr>
         <w:t>Queda prohibida la reproducción total o parcial de esta publicación, así como su almacenamiento en un sistema de recuperación de información o su transmisión en cualquier forma o por cualquier medio —electrónico, mecánico, fotocopia, grabación o cualquier otro— sin la autorización previa y por escrito del editor, excepto en el caso de citas breves utilizadas en reseñas críticas o referencias bibliográficas. </w:t>
       </w:r>
     </w:p>
@@ -396,6 +430,12 @@
         <w:jc w:val="both"/>
       </w:pPr>
       <w:r>
+        <w:rPr>
+          <w:rFonts w:ascii="Palatino Linotype" w:hAnsi="Palatino Linotype" w:cs="Palatino Linotype"/>
+          <w:color w:val="B9C6DA"/>
+          <w:sz w:val="16"/>
+          <w:szCs w:val="16"/>
+        </w:rPr>
         <w:t> </w:t>
       </w:r>
     </w:p>
@@ -405,6 +445,12 @@
         <w:jc w:val="both"/>
       </w:pPr>
       <w:r>
+        <w:rPr>
+          <w:rFonts w:ascii="Palatino Linotype" w:hAnsi="Palatino Linotype" w:cs="Palatino Linotype"/>
+          <w:color w:val="B9C6DA"/>
+          <w:sz w:val="16"/>
+          <w:szCs w:val="16"/>
+        </w:rPr>
         <w:t>ISBN-13: 3333333333333 </w:t>
       </w:r>
     </w:p>
@@ -414,6 +460,12 @@
         <w:jc w:val="both"/>
       </w:pPr>
       <w:r>
+        <w:rPr>
+          <w:rFonts w:ascii="Palatino Linotype" w:hAnsi="Palatino Linotype" w:cs="Palatino Linotype"/>
+          <w:color w:val="B9C6DA"/>
+          <w:sz w:val="16"/>
+          <w:szCs w:val="16"/>
+        </w:rPr>
         <w:t>ISBN-10: 3333333333</w:t>
       </w:r>
     </w:p>
@@ -422,6 +474,12 @@
         <w:jc w:val="both"/>
       </w:pPr>
       <w:r>
+        <w:rPr>
+          <w:rFonts w:ascii="Palatino Linotype" w:hAnsi="Palatino Linotype" w:cs="Palatino Linotype"/>
+          <w:color w:val="B9C6DA"/>
+          <w:sz w:val="16"/>
+          <w:szCs w:val="16"/>
+        </w:rPr>
         <w:t> </w:t>
       </w:r>
     </w:p>
@@ -436,8 +494,12 @@
       </w:pPr>
       <w:r>
         <w:rPr>
+          <w:rFonts w:ascii="Palatino Linotype" w:hAnsi="Palatino Linotype" w:cs="Palatino Linotype"/>
           <w:i/>
           <w:iCs/>
+          <w:color w:val="B9C6DA"/>
+          <w:sz w:val="16"/>
+          <w:szCs w:val="16"/>
         </w:rPr>
         <w:t>Editado por Lucas Ezequiel Avonto</w:t>
       </w:r>
@@ -449,8 +511,12 @@
       </w:pPr>
       <w:r>
         <w:rPr>
+          <w:rFonts w:ascii="Palatino Linotype" w:hAnsi="Palatino Linotype" w:cs="Palatino Linotype"/>
           <w:i/>
           <w:iCs/>
+          <w:color w:val="B9C6DA"/>
+          <w:sz w:val="16"/>
+          <w:szCs w:val="16"/>
         </w:rPr>
         <w:t xml:space="preserve">ELVERBO EDITORIAL</w:t>
       </w:r>
@@ -466,8 +532,12 @@
       </w:pPr>
       <w:r>
         <w:rPr>
+          <w:rFonts w:ascii="Palatino Linotype" w:hAnsi="Palatino Linotype" w:cs="Palatino Linotype"/>
           <w:i/>
           <w:iCs/>
+          <w:color w:val="B9C6DA"/>
+          <w:sz w:val="16"/>
+          <w:szCs w:val="16"/>
         </w:rPr>
         <w:t xml:space="preserve">Diseño de portada © ELVERBO, 2026 </w:t>
       </w:r>
@@ -482,7 +552,163 @@
         <w:jc w:val="center"/>
       </w:pPr>
       <w:r>
+        <w:rPr>
+          <w:rFonts w:ascii="Palatino Linotype" w:hAnsi="Palatino Linotype" w:cs="Palatino Linotype"/>
+          <w:color w:val="B9C6DA"/>
+          <w:sz w:val="16"/>
+          <w:szCs w:val="16"/>
+        </w:rPr>
         <w:t>Impreso en Buenos Aires, Argentina</w:t>
+      </w:r>
+    </w:p>
+    <w:p>
+      <w:pPr>
+        <w:keepNext/>
+        <w:pageBreakBefore/>
+        <w:spacing w:before="2300" w:after="120"/>
+        <w:jc w:val="center"/>
+      </w:pPr>
+      <w:r>
+        <w:rPr>
+          <w:rFonts w:ascii="Palatino Linotype" w:hAnsi="Palatino Linotype" w:cs="Palatino Linotype"/>
+          <w:color w:val="A9B8D0"/>
+          <w:spacing w:val="160"/>
+          <w:sz w:val="22"/>
+          <w:szCs w:val="22"/>
+          <w:lang w:val="es-AR"/>
+        </w:rPr>
+        <w:t xml:space="preserve">LA TRILOGÍA</w:t>
+      </w:r>
+    </w:p>
+    <w:p>
+      <w:pPr>
+        <w:keepNext/>
+        <w:spacing w:before="0" w:after="560"/>
+        <w:jc w:val="center"/>
+      </w:pPr>
+      <w:r>
+        <w:rPr>
+          <w:rFonts w:ascii="Palatino Linotype" w:hAnsi="Palatino Linotype" w:cs="Palatino Linotype"/>
+          <w:color w:val="A9B8D0"/>
+          <w:sz w:val="16"/>
+          <w:szCs w:val="16"/>
+          <w:lang w:val="es-AR"/>
+        </w:rPr>
+        <w:t xml:space="preserve">◆</w:t>
+      </w:r>
+    </w:p>
+    <w:p>
+      <w:pPr>
+        <w:keepNext/>
+        <w:spacing w:before="0" w:after="40"/>
+        <w:jc w:val="center"/>
+      </w:pPr>
+      <w:r>
+        <w:rPr>
+          <w:rFonts w:ascii="Palatino Linotype" w:hAnsi="Palatino Linotype" w:cs="Palatino Linotype"/>
+          <w:color w:val="A9B8D0"/>
+          <w:spacing w:val="70"/>
+          <w:sz w:val="18"/>
+          <w:szCs w:val="18"/>
+          <w:lang w:val="es-AR"/>
+        </w:rPr>
+        <w:t xml:space="preserve">I  ·  LA RECETA DE LA MANIFESTACIÓN</w:t>
+      </w:r>
+    </w:p>
+    <w:p>
+      <w:pPr>
+        <w:keepNext/>
+        <w:spacing w:before="0" w:after="380"/>
+        <w:jc w:val="center"/>
+      </w:pPr>
+      <w:r>
+        <w:rPr>
+          <w:rFonts w:ascii="Palatino Linotype" w:hAnsi="Palatino Linotype" w:cs="Palatino Linotype"/>
+          <w:i/>
+          <w:iCs/>
+          <w:color w:val="A9B8D0"/>
+          <w:spacing w:val="20"/>
+          <w:sz w:val="17"/>
+          <w:szCs w:val="17"/>
+          <w:lang w:val="es-AR"/>
+        </w:rPr>
+        <w:t xml:space="preserve">el cómo</w:t>
+      </w:r>
+    </w:p>
+    <w:p>
+      <w:pPr>
+        <w:keepNext/>
+        <w:spacing w:before="0" w:after="40"/>
+        <w:jc w:val="center"/>
+      </w:pPr>
+      <w:r>
+        <w:rPr>
+          <w:rFonts w:ascii="Palatino Linotype" w:hAnsi="Palatino Linotype" w:cs="Palatino Linotype"/>
+          <w:color w:val="A9B8D0"/>
+          <w:spacing w:val="70"/>
+          <w:sz w:val="18"/>
+          <w:szCs w:val="18"/>
+          <w:lang w:val="es-AR"/>
+        </w:rPr>
+        <w:t xml:space="preserve">II  ·  EL PENSAMIENTO ES TU FE</w:t>
+      </w:r>
+    </w:p>
+    <w:p>
+      <w:pPr>
+        <w:keepNext/>
+        <w:spacing w:before="0" w:after="380"/>
+        <w:jc w:val="center"/>
+      </w:pPr>
+      <w:r>
+        <w:rPr>
+          <w:rFonts w:ascii="Palatino Linotype" w:hAnsi="Palatino Linotype" w:cs="Palatino Linotype"/>
+          <w:i/>
+          <w:iCs/>
+          <w:color w:val="A9B8D0"/>
+          <w:spacing w:val="20"/>
+          <w:sz w:val="17"/>
+          <w:szCs w:val="17"/>
+          <w:lang w:val="es-AR"/>
+        </w:rPr>
+        <w:t xml:space="preserve">el porqué</w:t>
+      </w:r>
+    </w:p>
+    <w:p>
+      <w:pPr>
+        <w:keepNext/>
+        <w:spacing w:before="0" w:after="40"/>
+        <w:jc w:val="center"/>
+      </w:pPr>
+      <w:r>
+        <w:rPr>
+          <w:rFonts w:ascii="Palatino Linotype" w:hAnsi="Palatino Linotype" w:cs="Palatino Linotype"/>
+          <w:color w:val="F2EEE4"/>
+          <w:spacing w:val="70"/>
+          <w:sz w:val="20"/>
+          <w:szCs w:val="20"/>
+          <w:lang w:val="es-AR"/>
+        </w:rPr>
+        <w:t xml:space="preserve">III  ·  LA BIOGRAFÍA</w:t>
+      </w:r>
+    </w:p>
+    <w:p>
+      <w:pPr>
+        <w:keepNext/>
+        <w:spacing w:before="0" w:after="380"/>
+        <w:jc w:val="center"/>
+      </w:pPr>
+      <w:r>
+        <w:rPr>
+          <w:rFonts w:ascii="Palatino Linotype" w:hAnsi="Palatino Linotype" w:cs="Palatino Linotype"/>
+          <w:i/>
+          <w:iCs/>
+          <w:color w:val="A9B8D0"/>
+          <w:spacing w:val="20"/>
+          <w:sz w:val="17"/>
+          <w:szCs w:val="17"/>
+          <w:lang w:val="es-AR"/>
+        </w:rPr>
+        <w:t xml:space="preserve">el quién</w:t>
       </w:r>
     </w:p>
     <w:p>
@@ -931,6 +1157,25 @@
     </w:p>
     <w:p>
       <w:pPr>
+        <w:keepNext/>
+        <w:framePr w:dropCap="drop" w:lines="3" w:wrap="around" w:vAnchor="text" w:hAnchor="text"/>
+        <w:spacing w:before="0" w:after="0" w:line="880" w:lineRule="exact"/>
+        <w:textAlignment w:val="baseline"/>
+      </w:pPr>
+      <w:r>
+        <w:rPr>
+          <w:rFonts w:ascii="Palatino Linotype" w:hAnsi="Palatino Linotype" w:cs="Palatino Linotype"/>
+          <w:color w:val="C9D5EA"/>
+          <w:position w:val="-9"/>
+          <w:sz w:val="108"/>
+          <w:szCs w:val="108"/>
+          <w:lang w:val="es-AR"/>
+        </w:rPr>
+        <w:t xml:space="preserve">E</w:t>
+      </w:r>
+    </w:p>
+    <w:p>
+      <w:pPr>
         <w:spacing w:before="0" w:after="150" w:line="290" w:lineRule="auto"/>
         <w:jc w:val="both"/>
         <w:rPr>
@@ -943,7 +1188,7 @@
           <w:smallCaps/>
           <w:spacing w:val="30"/>
         </w:rPr>
-        <w:t xml:space="preserve">En el principio</w:t>
+        <w:t xml:space="preserve">n el principio</w:t>
       </w:r>
       <w:r>
         <w:rPr>
@@ -1047,8 +1292,10 @@
         <w:spacing w:before="420" w:after="0"/>
         <w:jc w:val="center"/>
         <w:sectPr>
-          <w:headerReference w:type="default" r:id="rIdJB2"/>
-          <w:footerReference w:type="default" r:id="rId938"/>
+          <w:headerReference w:type="default" r:id="rIdJB17"/>
+          <w:headerReference w:type="even" r:id="rIdJB18"/>
+          <w:footerReference w:type="default" r:id="rIdJB25"/>
+          <w:footerReference w:type="even" r:id="rIdJB25"/>
           <w:type w:val="continuous"/>
           <w:pgSz w:w="7920" w:h="12240"/>
           <w:pgMar w:top="1080" w:right="792" w:bottom="1008" w:left="1080" w:header="560" w:footer="500" w:gutter="0"/>
@@ -1216,17 +1463,36 @@
     </w:p>
     <w:p>
       <w:pPr>
-        <w:spacing w:before="0" w:after="150" w:line="290" w:lineRule="auto"/>
-        <w:jc w:val="both"/>
-        <w:rPr>
-          <w:rFonts w:ascii="Palatino Linotype" w:eastAsia="Times New Roman" w:hAnsi="Palatino Linotype" w:cs="Times New Roman"/>
-        </w:rPr>
-      </w:pPr>
-      <w:r>
-        <w:rPr>
-          <w:rFonts w:ascii="Palatino Linotype" w:eastAsia="Times New Roman" w:hAnsi="Palatino Linotype" w:cs="Times New Roman"/>
-        </w:rPr>
-        <w:t>Así es como empecé a entrar también en la imagen de la fama y el reconocimiento, hasta que realmente empecé, recuerdo muy bien cómo empecé...</w:t>
+        <w:keepNext/>
+        <w:framePr w:dropCap="drop" w:lines="3" w:wrap="around" w:vAnchor="text" w:hAnchor="text"/>
+        <w:spacing w:before="0" w:after="0" w:line="880" w:lineRule="exact"/>
+        <w:textAlignment w:val="baseline"/>
+      </w:pPr>
+      <w:r>
+        <w:rPr>
+          <w:rFonts w:ascii="Palatino Linotype" w:hAnsi="Palatino Linotype" w:cs="Palatino Linotype"/>
+          <w:color w:val="C9D5EA"/>
+          <w:position w:val="-9"/>
+          <w:sz w:val="108"/>
+          <w:szCs w:val="108"/>
+          <w:lang w:val="es-AR"/>
+        </w:rPr>
+        <w:t xml:space="preserve">A</w:t>
+      </w:r>
+    </w:p>
+    <w:p>
+      <w:pPr>
+        <w:spacing w:before="0" w:after="150" w:line="290" w:lineRule="auto"/>
+        <w:jc w:val="both"/>
+        <w:rPr>
+          <w:rFonts w:ascii="Palatino Linotype" w:eastAsia="Times New Roman" w:hAnsi="Palatino Linotype" w:cs="Times New Roman"/>
+        </w:rPr>
+      </w:pPr>
+      <w:r>
+        <w:rPr>
+          <w:rFonts w:ascii="Palatino Linotype" w:eastAsia="Times New Roman" w:hAnsi="Palatino Linotype" w:cs="Times New Roman"/>
+        </w:rPr>
+        <w:t>sí es como empecé a entrar también en la imagen de la fama y el reconocimiento, hasta que realmente empecé, recuerdo muy bien cómo empecé...</w:t>
       </w:r>
     </w:p>
     <w:p>
@@ -1606,8 +1872,10 @@
         <w:spacing w:before="420" w:after="0"/>
         <w:jc w:val="center"/>
         <w:sectPr>
-          <w:headerReference w:type="default" r:id="rIdJB4"/>
-          <w:footerReference w:type="default" r:id="rId938"/>
+          <w:headerReference w:type="default" r:id="rIdJB19"/>
+          <w:headerReference w:type="even" r:id="rIdJB20"/>
+          <w:footerReference w:type="default" r:id="rIdJB25"/>
+          <w:footerReference w:type="even" r:id="rIdJB25"/>
           <w:type w:val="continuous"/>
           <w:pgSz w:w="7920" w:h="12240"/>
           <w:pgMar w:top="1080" w:right="792" w:bottom="1008" w:left="1080" w:header="560" w:footer="500" w:gutter="0"/>
@@ -1774,17 +2042,36 @@
     </w:p>
     <w:p>
       <w:pPr>
-        <w:spacing w:before="0" w:after="150" w:line="290" w:lineRule="auto"/>
-        <w:jc w:val="both"/>
-        <w:rPr>
-          <w:rFonts w:ascii="Palatino Linotype" w:eastAsia="Times New Roman" w:hAnsi="Palatino Linotype" w:cs="Times New Roman"/>
-        </w:rPr>
-      </w:pPr>
-      <w:r>
-        <w:rPr>
-          <w:rFonts w:ascii="Palatino Linotype" w:eastAsia="Times New Roman" w:hAnsi="Palatino Linotype" w:cs="Times New Roman"/>
-        </w:rPr>
-        <w:t xml:space="preserve">Mi infancia fue el momento más difícil de mi vida porque yo no era consciente de que realmente mis pensamientos creaban mi realidad. Y no solamente hablaba como que los problemas que estaban sucediéndome eran reales, sino que se exageraban. Eso es algo que muchas personas también podrán entender de sus propias vidas: siendo sinceros con ellos mismos, muchas personas exageran para dar lástima consigo mismos, con Dios y con el otro, exageran muchísimo los problemas. Y bueno, yo era una de esas personas que le ponía mucho drama.</w:t>
+        <w:keepNext/>
+        <w:framePr w:dropCap="drop" w:lines="3" w:wrap="around" w:vAnchor="text" w:hAnchor="text"/>
+        <w:spacing w:before="0" w:after="0" w:line="880" w:lineRule="exact"/>
+        <w:textAlignment w:val="baseline"/>
+      </w:pPr>
+      <w:r>
+        <w:rPr>
+          <w:rFonts w:ascii="Palatino Linotype" w:hAnsi="Palatino Linotype" w:cs="Palatino Linotype"/>
+          <w:color w:val="C9D5EA"/>
+          <w:position w:val="-9"/>
+          <w:sz w:val="108"/>
+          <w:szCs w:val="108"/>
+          <w:lang w:val="es-AR"/>
+        </w:rPr>
+        <w:t xml:space="preserve">M</w:t>
+      </w:r>
+    </w:p>
+    <w:p>
+      <w:pPr>
+        <w:spacing w:before="0" w:after="150" w:line="290" w:lineRule="auto"/>
+        <w:jc w:val="both"/>
+        <w:rPr>
+          <w:rFonts w:ascii="Palatino Linotype" w:eastAsia="Times New Roman" w:hAnsi="Palatino Linotype" w:cs="Times New Roman"/>
+        </w:rPr>
+      </w:pPr>
+      <w:r>
+        <w:rPr>
+          <w:rFonts w:ascii="Palatino Linotype" w:eastAsia="Times New Roman" w:hAnsi="Palatino Linotype" w:cs="Times New Roman"/>
+        </w:rPr>
+        <w:t xml:space="preserve">i infancia fue el momento más difícil de mi vida porque yo no era consciente de que realmente mis pensamientos creaban mi realidad. Y no solamente hablaba como que los problemas que estaban sucediéndome eran reales, sino que se exageraban. Eso es algo que muchas personas también podrán entender de sus propias vidas: siendo sinceros con ellos mismos, muchas personas exageran para dar lástima consigo mismos, con Dios y con el otro, exageran muchísimo los problemas. Y bueno, yo era una de esas personas que le ponía mucho drama.</w:t>
       </w:r>
     </w:p>
     <w:p>
@@ -2258,7 +2545,9 @@
         </w:rPr>
         <w:sectPr>
           <w:headerReference w:type="default" r:id="rIdJB9"/>
-          <w:footerReference w:type="default" r:id="rId938"/>
+          <w:headerReference w:type="even" r:id="rIdJB9"/>
+          <w:footerReference w:type="default" r:id="rIdJB26"/>
+          <w:footerReference w:type="even" r:id="rIdJB26"/>
           <w:type w:val="continuous"/>
           <w:pgSz w:w="7920" w:h="12240"/>
           <w:pgMar w:top="1080" w:right="792" w:bottom="1008" w:left="1080" w:header="560" w:footer="500" w:gutter="0"/>
@@ -2471,17 +2760,36 @@
     </w:p>
     <w:p>
       <w:pPr>
-        <w:spacing w:before="0" w:after="150" w:line="290" w:lineRule="auto"/>
-        <w:jc w:val="both"/>
-        <w:rPr>
-          <w:rFonts w:ascii="Palatino Linotype" w:eastAsia="Times New Roman" w:hAnsi="Palatino Linotype" w:cs="Times New Roman"/>
-        </w:rPr>
-      </w:pPr>
-      <w:r>
-        <w:rPr>
-          <w:rFonts w:ascii="Palatino Linotype" w:eastAsia="Times New Roman" w:hAnsi="Palatino Linotype" w:cs="Times New Roman"/>
-        </w:rPr>
-        <w:t xml:space="preserve">Yo siempre tuve un gusto muy particular por la biología, por los reptiles, los anfibios. Tenía muchos bichos en mi casa. Mi vieja no me dejaba, pero yo los tenía igual. Sacaba el picaporte de la puerta para que mi mamá no pueda entrar y tenía de todo, tenía serpientes, tenía lagartos. Me encantaba mirar la vida.</w:t>
+        <w:keepNext/>
+        <w:framePr w:dropCap="drop" w:lines="3" w:wrap="around" w:vAnchor="text" w:hAnchor="text"/>
+        <w:spacing w:before="0" w:after="0" w:line="880" w:lineRule="exact"/>
+        <w:textAlignment w:val="baseline"/>
+      </w:pPr>
+      <w:r>
+        <w:rPr>
+          <w:rFonts w:ascii="Palatino Linotype" w:hAnsi="Palatino Linotype" w:cs="Palatino Linotype"/>
+          <w:color w:val="C9D5EA"/>
+          <w:position w:val="-9"/>
+          <w:sz w:val="108"/>
+          <w:szCs w:val="108"/>
+          <w:lang w:val="es-AR"/>
+        </w:rPr>
+        <w:t xml:space="preserve">Y</w:t>
+      </w:r>
+    </w:p>
+    <w:p>
+      <w:pPr>
+        <w:spacing w:before="0" w:after="150" w:line="290" w:lineRule="auto"/>
+        <w:jc w:val="both"/>
+        <w:rPr>
+          <w:rFonts w:ascii="Palatino Linotype" w:eastAsia="Times New Roman" w:hAnsi="Palatino Linotype" w:cs="Times New Roman"/>
+        </w:rPr>
+      </w:pPr>
+      <w:r>
+        <w:rPr>
+          <w:rFonts w:ascii="Palatino Linotype" w:eastAsia="Times New Roman" w:hAnsi="Palatino Linotype" w:cs="Times New Roman"/>
+        </w:rPr>
+        <w:t xml:space="preserve">o siempre tuve un gusto muy particular por la biología, por los reptiles, los anfibios. Tenía muchos bichos en mi casa. Mi vieja no me dejaba, pero yo los tenía igual. Sacaba el picaporte de la puerta para que mi mamá no pueda entrar y tenía de todo, tenía serpientes, tenía lagartos. Me encantaba mirar la vida.</w:t>
       </w:r>
     </w:p>
     <w:p>
@@ -2633,8 +2941,10 @@
       </w:r>
     </w:p>
     <w:sectPr>
-      <w:headerReference w:type="default" r:id="rIdJB8"/>
-      <w:footerReference w:type="default" r:id="rId938"/>
+      <w:headerReference w:type="default" r:id="rIdJB23"/>
+      <w:headerReference w:type="even" r:id="rIdJB24"/>
+      <w:footerReference w:type="default" r:id="rIdJB25"/>
+      <w:footerReference w:type="even" r:id="rIdJB25"/>
       <w:pgSz w:w="7920" w:h="12240"/>
       <w:pgMar w:top="1080" w:right="792" w:bottom="1008" w:left="1080" w:header="560" w:footer="500" w:gutter="0"/>
       <w:cols w:space="720"/>
@@ -2814,6 +3124,61 @@
         </wp:inline>
       </w:drawing>
     </w:r>
+  </w:p>
+</w:ftr>
+</file>
+
+<file path=word/footerJB.xml><?xml version="1.0" encoding="utf-8"?>
+<w:ftr xmlns:mc="http://schemas.openxmlformats.org/markup-compatibility/2006" xmlns:r="http://schemas.openxmlformats.org/officeDocument/2006/relationships" xmlns:wp="http://schemas.openxmlformats.org/drawingml/2006/wordprocessingDrawing" xmlns:a="http://schemas.openxmlformats.org/drawingml/2006/main" xmlns:pic="http://schemas.openxmlformats.org/drawingml/2006/picture" xmlns:w="http://schemas.openxmlformats.org/wordprocessingml/2006/main" xmlns:w14="http://schemas.microsoft.com/office/word/2010/wordml" mc:Ignorable="w14">
+  <w:p>
+    <w:pPr>
+      <w:jc w:val="center"/>
+    </w:pPr>
+    <w:r>
+      <w:rPr>
+        <w:rFonts w:ascii="Palatino Linotype" w:hAnsi="Palatino Linotype" w:cs="Palatino Linotype"/>
+        <w:color w:val="A9B8D0"/>
+        <w:spacing w:val="0"/>
+        <w:sz w:val="17"/>
+        <w:szCs w:val="17"/>
+        <w:lang w:val="es-AR"/>
+      </w:rPr>
+      <w:t xml:space="preserve">·   </w:t>
+    </w:r>
+    <w:fldSimple w:instr=" PAGE ">
+      <w:r>
+        <w:rPr>
+          <w:rFonts w:ascii="Palatino Linotype" w:hAnsi="Palatino Linotype" w:cs="Palatino Linotype"/>
+          <w:color w:val="A9B8D0"/>
+          <w:spacing w:val="20"/>
+          <w:sz w:val="17"/>
+          <w:szCs w:val="17"/>
+          <w:lang w:val="es-AR"/>
+        </w:rPr>
+        <w:t xml:space="preserve">1</w:t>
+      </w:r>
+    </w:fldSimple>
+    <w:r>
+      <w:rPr>
+        <w:rFonts w:ascii="Palatino Linotype" w:hAnsi="Palatino Linotype" w:cs="Palatino Linotype"/>
+        <w:color w:val="A9B8D0"/>
+        <w:spacing w:val="0"/>
+        <w:sz w:val="17"/>
+        <w:szCs w:val="17"/>
+        <w:lang w:val="es-AR"/>
+      </w:rPr>
+      <w:t xml:space="preserve">   ·</w:t>
+    </w:r>
+  </w:p>
+</w:ftr>
+</file>
+
+<file path=word/footerJBvacio.xml><?xml version="1.0" encoding="utf-8"?>
+<w:ftr xmlns:mc="http://schemas.openxmlformats.org/markup-compatibility/2006" xmlns:r="http://schemas.openxmlformats.org/officeDocument/2006/relationships" xmlns:wp="http://schemas.openxmlformats.org/drawingml/2006/wordprocessingDrawing" xmlns:a="http://schemas.openxmlformats.org/drawingml/2006/main" xmlns:pic="http://schemas.openxmlformats.org/drawingml/2006/picture" xmlns:w="http://schemas.openxmlformats.org/wordprocessingml/2006/main" xmlns:w14="http://schemas.microsoft.com/office/word/2010/wordml" mc:Ignorable="w14">
+  <w:p>
+    <w:pPr>
+      <w:jc w:val="center"/>
+    </w:pPr>
   </w:p>
 </w:ftr>
 </file>
@@ -3204,6 +3569,582 @@
           </a:graphic>
         </wp:inline>
       </w:drawing>
+    </w:r>
+  </w:p>
+</w:hdr>
+</file>
+
+<file path=word/headerJBimpar0.xml><?xml version="1.0" encoding="utf-8"?>
+<w:hdr xmlns:mc="http://schemas.openxmlformats.org/markup-compatibility/2006" xmlns:r="http://schemas.openxmlformats.org/officeDocument/2006/relationships" xmlns:wp="http://schemas.openxmlformats.org/drawingml/2006/wordprocessingDrawing" xmlns:a="http://schemas.openxmlformats.org/drawingml/2006/main" xmlns:pic="http://schemas.openxmlformats.org/drawingml/2006/picture" xmlns:w="http://schemas.openxmlformats.org/wordprocessingml/2006/main" xmlns:w14="http://schemas.microsoft.com/office/word/2010/wordml" mc:Ignorable="w14">
+  <w:p>
+    <w:pPr>
+      <w:jc w:val="right"/>
+    </w:pPr>
+    <w:r>
+      <w:rPr>
+        <w:rFonts w:ascii="Palatino Linotype" w:hAnsi="Palatino Linotype" w:cs="Palatino Linotype"/>
+        <w:color w:val="A9B8D0"/>
+        <w:spacing w:val="60"/>
+        <w:sz w:val="15"/>
+        <w:szCs w:val="15"/>
+        <w:lang w:val="es-AR"/>
+      </w:rPr>
+      <w:t xml:space="preserve">PRIMERA IMAGEN</w:t>
+    </w:r>
+    <w:r>
+      <w:rPr>
+        <w:rFonts w:ascii="Palatino Linotype" w:hAnsi="Palatino Linotype" w:cs="Palatino Linotype"/>
+        <w:color w:val="A9B8D0"/>
+        <w:spacing w:val="60"/>
+        <w:sz w:val="15"/>
+        <w:szCs w:val="15"/>
+        <w:lang w:val="es-AR"/>
+      </w:rPr>
+      <w:t xml:space="preserve">   </w:t>
+    </w:r>
+    <w:r>
+      <w:rPr>
+        <w:position w:val="-6"/>
+      </w:rPr>
+      <w:drawing>
+        <wp:inline distT="0" distB="0" distL="0" distR="0">
+          <wp:extent cx="219456" cy="219456"/>
+          <wp:effectExtent l="0" t="0" r="0" b="0"/>
+          <wp:docPr id="9800" name="Emblema9800"/>
+          <wp:cNvGraphicFramePr>
+            <a:graphicFrameLocks noChangeAspect="1"/>
+          </wp:cNvGraphicFramePr>
+          <a:graphic>
+            <a:graphicData uri="http://schemas.openxmlformats.org/drawingml/2006/picture">
+              <pic:pic>
+                <pic:nvPicPr>
+                  <pic:cNvPr id="9800" name="Emblema9800"/>
+                  <pic:cNvPicPr/>
+                </pic:nvPicPr>
+                <pic:blipFill>
+                  <a:blip r:embed="rId1"/>
+                  <a:stretch>
+                    <a:fillRect/>
+                  </a:stretch>
+                </pic:blipFill>
+                <pic:spPr>
+                  <a:xfrm>
+                    <a:off x="0" y="0"/>
+                    <a:ext cx="219456" cy="219456"/>
+                  </a:xfrm>
+                  <a:prstGeom prst="rect">
+                    <a:avLst/>
+                  </a:prstGeom>
+                </pic:spPr>
+              </pic:pic>
+            </a:graphicData>
+          </a:graphic>
+        </wp:inline>
+      </w:drawing>
+    </w:r>
+  </w:p>
+</w:hdr>
+</file>
+
+<file path=word/headerJBimpar1.xml><?xml version="1.0" encoding="utf-8"?>
+<w:hdr xmlns:mc="http://schemas.openxmlformats.org/markup-compatibility/2006" xmlns:r="http://schemas.openxmlformats.org/officeDocument/2006/relationships" xmlns:wp="http://schemas.openxmlformats.org/drawingml/2006/wordprocessingDrawing" xmlns:a="http://schemas.openxmlformats.org/drawingml/2006/main" xmlns:pic="http://schemas.openxmlformats.org/drawingml/2006/picture" xmlns:w="http://schemas.openxmlformats.org/wordprocessingml/2006/main" xmlns:w14="http://schemas.microsoft.com/office/word/2010/wordml" mc:Ignorable="w14">
+  <w:p>
+    <w:pPr>
+      <w:jc w:val="right"/>
+    </w:pPr>
+    <w:r>
+      <w:rPr>
+        <w:rFonts w:ascii="Palatino Linotype" w:hAnsi="Palatino Linotype" w:cs="Palatino Linotype"/>
+        <w:color w:val="A9B8D0"/>
+        <w:spacing w:val="60"/>
+        <w:sz w:val="15"/>
+        <w:szCs w:val="15"/>
+        <w:lang w:val="es-AR"/>
+      </w:rPr>
+      <w:t xml:space="preserve">EL RECONOCIMIENTO</w:t>
+    </w:r>
+    <w:r>
+      <w:rPr>
+        <w:rFonts w:ascii="Palatino Linotype" w:hAnsi="Palatino Linotype" w:cs="Palatino Linotype"/>
+        <w:color w:val="A9B8D0"/>
+        <w:spacing w:val="60"/>
+        <w:sz w:val="15"/>
+        <w:szCs w:val="15"/>
+        <w:lang w:val="es-AR"/>
+      </w:rPr>
+      <w:t xml:space="preserve">   </w:t>
+    </w:r>
+    <w:r>
+      <w:rPr>
+        <w:position w:val="-6"/>
+      </w:rPr>
+      <w:drawing>
+        <wp:inline distT="0" distB="0" distL="0" distR="0">
+          <wp:extent cx="219456" cy="219456"/>
+          <wp:effectExtent l="0" t="0" r="0" b="0"/>
+          <wp:docPr id="9801" name="Emblema9801"/>
+          <wp:cNvGraphicFramePr>
+            <a:graphicFrameLocks noChangeAspect="1"/>
+          </wp:cNvGraphicFramePr>
+          <a:graphic>
+            <a:graphicData uri="http://schemas.openxmlformats.org/drawingml/2006/picture">
+              <pic:pic>
+                <pic:nvPicPr>
+                  <pic:cNvPr id="9801" name="Emblema9801"/>
+                  <pic:cNvPicPr/>
+                </pic:nvPicPr>
+                <pic:blipFill>
+                  <a:blip r:embed="rId1"/>
+                  <a:stretch>
+                    <a:fillRect/>
+                  </a:stretch>
+                </pic:blipFill>
+                <pic:spPr>
+                  <a:xfrm>
+                    <a:off x="0" y="0"/>
+                    <a:ext cx="219456" cy="219456"/>
+                  </a:xfrm>
+                  <a:prstGeom prst="rect">
+                    <a:avLst/>
+                  </a:prstGeom>
+                </pic:spPr>
+              </pic:pic>
+            </a:graphicData>
+          </a:graphic>
+        </wp:inline>
+      </w:drawing>
+    </w:r>
+  </w:p>
+</w:hdr>
+</file>
+
+<file path=word/headerJBimpar2.xml><?xml version="1.0" encoding="utf-8"?>
+<w:hdr xmlns:mc="http://schemas.openxmlformats.org/markup-compatibility/2006" xmlns:r="http://schemas.openxmlformats.org/officeDocument/2006/relationships" xmlns:wp="http://schemas.openxmlformats.org/drawingml/2006/wordprocessingDrawing" xmlns:a="http://schemas.openxmlformats.org/drawingml/2006/main" xmlns:pic="http://schemas.openxmlformats.org/drawingml/2006/picture" xmlns:w="http://schemas.openxmlformats.org/wordprocessingml/2006/main" xmlns:w14="http://schemas.microsoft.com/office/word/2010/wordml" mc:Ignorable="w14">
+  <w:p>
+    <w:pPr>
+      <w:jc w:val="right"/>
+    </w:pPr>
+    <w:r>
+      <w:rPr>
+        <w:rFonts w:ascii="Palatino Linotype" w:hAnsi="Palatino Linotype" w:cs="Palatino Linotype"/>
+        <w:color w:val="A9B8D0"/>
+        <w:spacing w:val="60"/>
+        <w:sz w:val="15"/>
+        <w:szCs w:val="15"/>
+        <w:lang w:val="es-AR"/>
+      </w:rPr>
+      <w:t xml:space="preserve">EL DESASTRE</w:t>
+    </w:r>
+    <w:r>
+      <w:rPr>
+        <w:rFonts w:ascii="Palatino Linotype" w:hAnsi="Palatino Linotype" w:cs="Palatino Linotype"/>
+        <w:color w:val="A9B8D0"/>
+        <w:spacing w:val="60"/>
+        <w:sz w:val="15"/>
+        <w:szCs w:val="15"/>
+        <w:lang w:val="es-AR"/>
+      </w:rPr>
+      <w:t xml:space="preserve">   </w:t>
+    </w:r>
+    <w:r>
+      <w:rPr>
+        <w:position w:val="-6"/>
+      </w:rPr>
+      <w:drawing>
+        <wp:inline distT="0" distB="0" distL="0" distR="0">
+          <wp:extent cx="219456" cy="219456"/>
+          <wp:effectExtent l="0" t="0" r="0" b="0"/>
+          <wp:docPr id="9802" name="Emblema9802"/>
+          <wp:cNvGraphicFramePr>
+            <a:graphicFrameLocks noChangeAspect="1"/>
+          </wp:cNvGraphicFramePr>
+          <a:graphic>
+            <a:graphicData uri="http://schemas.openxmlformats.org/drawingml/2006/picture">
+              <pic:pic>
+                <pic:nvPicPr>
+                  <pic:cNvPr id="9802" name="Emblema9802"/>
+                  <pic:cNvPicPr/>
+                </pic:nvPicPr>
+                <pic:blipFill>
+                  <a:blip r:embed="rId1"/>
+                  <a:stretch>
+                    <a:fillRect/>
+                  </a:stretch>
+                </pic:blipFill>
+                <pic:spPr>
+                  <a:xfrm>
+                    <a:off x="0" y="0"/>
+                    <a:ext cx="219456" cy="219456"/>
+                  </a:xfrm>
+                  <a:prstGeom prst="rect">
+                    <a:avLst/>
+                  </a:prstGeom>
+                </pic:spPr>
+              </pic:pic>
+            </a:graphicData>
+          </a:graphic>
+        </wp:inline>
+      </w:drawing>
+    </w:r>
+  </w:p>
+</w:hdr>
+</file>
+
+<file path=word/headerJBimpar3.xml><?xml version="1.0" encoding="utf-8"?>
+<w:hdr xmlns:mc="http://schemas.openxmlformats.org/markup-compatibility/2006" xmlns:r="http://schemas.openxmlformats.org/officeDocument/2006/relationships" xmlns:wp="http://schemas.openxmlformats.org/drawingml/2006/wordprocessingDrawing" xmlns:a="http://schemas.openxmlformats.org/drawingml/2006/main" xmlns:pic="http://schemas.openxmlformats.org/drawingml/2006/picture" xmlns:w="http://schemas.openxmlformats.org/wordprocessingml/2006/main" xmlns:w14="http://schemas.microsoft.com/office/word/2010/wordml" mc:Ignorable="w14">
+  <w:p>
+    <w:pPr>
+      <w:jc w:val="right"/>
+    </w:pPr>
+    <w:r>
+      <w:rPr>
+        <w:rFonts w:ascii="Palatino Linotype" w:hAnsi="Palatino Linotype" w:cs="Palatino Linotype"/>
+        <w:color w:val="A9B8D0"/>
+        <w:spacing w:val="60"/>
+        <w:sz w:val="15"/>
+        <w:szCs w:val="15"/>
+        <w:lang w:val="es-AR"/>
+      </w:rPr>
+      <w:t xml:space="preserve">PONER A PRUEBA</w:t>
+    </w:r>
+    <w:r>
+      <w:rPr>
+        <w:rFonts w:ascii="Palatino Linotype" w:hAnsi="Palatino Linotype" w:cs="Palatino Linotype"/>
+        <w:color w:val="A9B8D0"/>
+        <w:spacing w:val="60"/>
+        <w:sz w:val="15"/>
+        <w:szCs w:val="15"/>
+        <w:lang w:val="es-AR"/>
+      </w:rPr>
+      <w:t xml:space="preserve">   </w:t>
+    </w:r>
+    <w:r>
+      <w:rPr>
+        <w:position w:val="-6"/>
+      </w:rPr>
+      <w:drawing>
+        <wp:inline distT="0" distB="0" distL="0" distR="0">
+          <wp:extent cx="219456" cy="219456"/>
+          <wp:effectExtent l="0" t="0" r="0" b="0"/>
+          <wp:docPr id="9803" name="Emblema9803"/>
+          <wp:cNvGraphicFramePr>
+            <a:graphicFrameLocks noChangeAspect="1"/>
+          </wp:cNvGraphicFramePr>
+          <a:graphic>
+            <a:graphicData uri="http://schemas.openxmlformats.org/drawingml/2006/picture">
+              <pic:pic>
+                <pic:nvPicPr>
+                  <pic:cNvPr id="9803" name="Emblema9803"/>
+                  <pic:cNvPicPr/>
+                </pic:nvPicPr>
+                <pic:blipFill>
+                  <a:blip r:embed="rId1"/>
+                  <a:stretch>
+                    <a:fillRect/>
+                  </a:stretch>
+                </pic:blipFill>
+                <pic:spPr>
+                  <a:xfrm>
+                    <a:off x="0" y="0"/>
+                    <a:ext cx="219456" cy="219456"/>
+                  </a:xfrm>
+                  <a:prstGeom prst="rect">
+                    <a:avLst/>
+                  </a:prstGeom>
+                </pic:spPr>
+              </pic:pic>
+            </a:graphicData>
+          </a:graphic>
+        </wp:inline>
+      </w:drawing>
+    </w:r>
+  </w:p>
+</w:hdr>
+</file>
+
+<file path=word/headerJBpar0.xml><?xml version="1.0" encoding="utf-8"?>
+<w:hdr xmlns:mc="http://schemas.openxmlformats.org/markup-compatibility/2006" xmlns:r="http://schemas.openxmlformats.org/officeDocument/2006/relationships" xmlns:wp="http://schemas.openxmlformats.org/drawingml/2006/wordprocessingDrawing" xmlns:a="http://schemas.openxmlformats.org/drawingml/2006/main" xmlns:pic="http://schemas.openxmlformats.org/drawingml/2006/picture" xmlns:w="http://schemas.openxmlformats.org/wordprocessingml/2006/main" xmlns:w14="http://schemas.microsoft.com/office/word/2010/wordml" mc:Ignorable="w14">
+  <w:p>
+    <w:pPr>
+      <w:jc w:val="left"/>
+    </w:pPr>
+    <w:r>
+      <w:rPr>
+        <w:position w:val="-6"/>
+      </w:rPr>
+      <w:drawing>
+        <wp:inline distT="0" distB="0" distL="0" distR="0">
+          <wp:extent cx="219456" cy="219456"/>
+          <wp:effectExtent l="0" t="0" r="0" b="0"/>
+          <wp:docPr id="9850" name="Emblema9850"/>
+          <wp:cNvGraphicFramePr>
+            <a:graphicFrameLocks noChangeAspect="1"/>
+          </wp:cNvGraphicFramePr>
+          <a:graphic>
+            <a:graphicData uri="http://schemas.openxmlformats.org/drawingml/2006/picture">
+              <pic:pic>
+                <pic:nvPicPr>
+                  <pic:cNvPr id="9850" name="Emblema9850"/>
+                  <pic:cNvPicPr/>
+                </pic:nvPicPr>
+                <pic:blipFill>
+                  <a:blip r:embed="rId1"/>
+                  <a:stretch>
+                    <a:fillRect/>
+                  </a:stretch>
+                </pic:blipFill>
+                <pic:spPr>
+                  <a:xfrm>
+                    <a:off x="0" y="0"/>
+                    <a:ext cx="219456" cy="219456"/>
+                  </a:xfrm>
+                  <a:prstGeom prst="rect">
+                    <a:avLst/>
+                  </a:prstGeom>
+                </pic:spPr>
+              </pic:pic>
+            </a:graphicData>
+          </a:graphic>
+        </wp:inline>
+      </w:drawing>
+    </w:r>
+    <w:r>
+      <w:rPr>
+        <w:rFonts w:ascii="Palatino Linotype" w:hAnsi="Palatino Linotype" w:cs="Palatino Linotype"/>
+        <w:color w:val="A9B8D0"/>
+        <w:spacing w:val="60"/>
+        <w:sz w:val="15"/>
+        <w:szCs w:val="15"/>
+        <w:lang w:val="es-AR"/>
+      </w:rPr>
+      <w:t xml:space="preserve">   </w:t>
+    </w:r>
+    <w:r>
+      <w:rPr>
+        <w:rFonts w:ascii="Palatino Linotype" w:hAnsi="Palatino Linotype" w:cs="Palatino Linotype"/>
+        <w:color w:val="A9B8D0"/>
+        <w:spacing w:val="60"/>
+        <w:sz w:val="15"/>
+        <w:szCs w:val="15"/>
+        <w:lang w:val="es-AR"/>
+      </w:rPr>
+      <w:t xml:space="preserve">LA BIOGRAFÍA</w:t>
+    </w:r>
+  </w:p>
+</w:hdr>
+</file>
+
+<file path=word/headerJBpar1.xml><?xml version="1.0" encoding="utf-8"?>
+<w:hdr xmlns:mc="http://schemas.openxmlformats.org/markup-compatibility/2006" xmlns:r="http://schemas.openxmlformats.org/officeDocument/2006/relationships" xmlns:wp="http://schemas.openxmlformats.org/drawingml/2006/wordprocessingDrawing" xmlns:a="http://schemas.openxmlformats.org/drawingml/2006/main" xmlns:pic="http://schemas.openxmlformats.org/drawingml/2006/picture" xmlns:w="http://schemas.openxmlformats.org/wordprocessingml/2006/main" xmlns:w14="http://schemas.microsoft.com/office/word/2010/wordml" mc:Ignorable="w14">
+  <w:p>
+    <w:pPr>
+      <w:jc w:val="left"/>
+    </w:pPr>
+    <w:r>
+      <w:rPr>
+        <w:position w:val="-6"/>
+      </w:rPr>
+      <w:drawing>
+        <wp:inline distT="0" distB="0" distL="0" distR="0">
+          <wp:extent cx="219456" cy="219456"/>
+          <wp:effectExtent l="0" t="0" r="0" b="0"/>
+          <wp:docPr id="9851" name="Emblema9851"/>
+          <wp:cNvGraphicFramePr>
+            <a:graphicFrameLocks noChangeAspect="1"/>
+          </wp:cNvGraphicFramePr>
+          <a:graphic>
+            <a:graphicData uri="http://schemas.openxmlformats.org/drawingml/2006/picture">
+              <pic:pic>
+                <pic:nvPicPr>
+                  <pic:cNvPr id="9851" name="Emblema9851"/>
+                  <pic:cNvPicPr/>
+                </pic:nvPicPr>
+                <pic:blipFill>
+                  <a:blip r:embed="rId1"/>
+                  <a:stretch>
+                    <a:fillRect/>
+                  </a:stretch>
+                </pic:blipFill>
+                <pic:spPr>
+                  <a:xfrm>
+                    <a:off x="0" y="0"/>
+                    <a:ext cx="219456" cy="219456"/>
+                  </a:xfrm>
+                  <a:prstGeom prst="rect">
+                    <a:avLst/>
+                  </a:prstGeom>
+                </pic:spPr>
+              </pic:pic>
+            </a:graphicData>
+          </a:graphic>
+        </wp:inline>
+      </w:drawing>
+    </w:r>
+    <w:r>
+      <w:rPr>
+        <w:rFonts w:ascii="Palatino Linotype" w:hAnsi="Palatino Linotype" w:cs="Palatino Linotype"/>
+        <w:color w:val="A9B8D0"/>
+        <w:spacing w:val="60"/>
+        <w:sz w:val="15"/>
+        <w:szCs w:val="15"/>
+        <w:lang w:val="es-AR"/>
+      </w:rPr>
+      <w:t xml:space="preserve">   </w:t>
+    </w:r>
+    <w:r>
+      <w:rPr>
+        <w:rFonts w:ascii="Palatino Linotype" w:hAnsi="Palatino Linotype" w:cs="Palatino Linotype"/>
+        <w:color w:val="A9B8D0"/>
+        <w:spacing w:val="60"/>
+        <w:sz w:val="15"/>
+        <w:szCs w:val="15"/>
+        <w:lang w:val="es-AR"/>
+      </w:rPr>
+      <w:t xml:space="preserve">LA BIOGRAFÍA</w:t>
+    </w:r>
+  </w:p>
+</w:hdr>
+</file>
+
+<file path=word/headerJBpar2.xml><?xml version="1.0" encoding="utf-8"?>
+<w:hdr xmlns:mc="http://schemas.openxmlformats.org/markup-compatibility/2006" xmlns:r="http://schemas.openxmlformats.org/officeDocument/2006/relationships" xmlns:wp="http://schemas.openxmlformats.org/drawingml/2006/wordprocessingDrawing" xmlns:a="http://schemas.openxmlformats.org/drawingml/2006/main" xmlns:pic="http://schemas.openxmlformats.org/drawingml/2006/picture" xmlns:w="http://schemas.openxmlformats.org/wordprocessingml/2006/main" xmlns:w14="http://schemas.microsoft.com/office/word/2010/wordml" mc:Ignorable="w14">
+  <w:p>
+    <w:pPr>
+      <w:jc w:val="left"/>
+    </w:pPr>
+    <w:r>
+      <w:rPr>
+        <w:position w:val="-6"/>
+      </w:rPr>
+      <w:drawing>
+        <wp:inline distT="0" distB="0" distL="0" distR="0">
+          <wp:extent cx="219456" cy="219456"/>
+          <wp:effectExtent l="0" t="0" r="0" b="0"/>
+          <wp:docPr id="9852" name="Emblema9852"/>
+          <wp:cNvGraphicFramePr>
+            <a:graphicFrameLocks noChangeAspect="1"/>
+          </wp:cNvGraphicFramePr>
+          <a:graphic>
+            <a:graphicData uri="http://schemas.openxmlformats.org/drawingml/2006/picture">
+              <pic:pic>
+                <pic:nvPicPr>
+                  <pic:cNvPr id="9852" name="Emblema9852"/>
+                  <pic:cNvPicPr/>
+                </pic:nvPicPr>
+                <pic:blipFill>
+                  <a:blip r:embed="rId1"/>
+                  <a:stretch>
+                    <a:fillRect/>
+                  </a:stretch>
+                </pic:blipFill>
+                <pic:spPr>
+                  <a:xfrm>
+                    <a:off x="0" y="0"/>
+                    <a:ext cx="219456" cy="219456"/>
+                  </a:xfrm>
+                  <a:prstGeom prst="rect">
+                    <a:avLst/>
+                  </a:prstGeom>
+                </pic:spPr>
+              </pic:pic>
+            </a:graphicData>
+          </a:graphic>
+        </wp:inline>
+      </w:drawing>
+    </w:r>
+    <w:r>
+      <w:rPr>
+        <w:rFonts w:ascii="Palatino Linotype" w:hAnsi="Palatino Linotype" w:cs="Palatino Linotype"/>
+        <w:color w:val="A9B8D0"/>
+        <w:spacing w:val="60"/>
+        <w:sz w:val="15"/>
+        <w:szCs w:val="15"/>
+        <w:lang w:val="es-AR"/>
+      </w:rPr>
+      <w:t xml:space="preserve">   </w:t>
+    </w:r>
+    <w:r>
+      <w:rPr>
+        <w:rFonts w:ascii="Palatino Linotype" w:hAnsi="Palatino Linotype" w:cs="Palatino Linotype"/>
+        <w:color w:val="A9B8D0"/>
+        <w:spacing w:val="60"/>
+        <w:sz w:val="15"/>
+        <w:szCs w:val="15"/>
+        <w:lang w:val="es-AR"/>
+      </w:rPr>
+      <w:t xml:space="preserve">LA BIOGRAFÍA</w:t>
+    </w:r>
+  </w:p>
+</w:hdr>
+</file>
+
+<file path=word/headerJBpar3.xml><?xml version="1.0" encoding="utf-8"?>
+<w:hdr xmlns:mc="http://schemas.openxmlformats.org/markup-compatibility/2006" xmlns:r="http://schemas.openxmlformats.org/officeDocument/2006/relationships" xmlns:wp="http://schemas.openxmlformats.org/drawingml/2006/wordprocessingDrawing" xmlns:a="http://schemas.openxmlformats.org/drawingml/2006/main" xmlns:pic="http://schemas.openxmlformats.org/drawingml/2006/picture" xmlns:w="http://schemas.openxmlformats.org/wordprocessingml/2006/main" xmlns:w14="http://schemas.microsoft.com/office/word/2010/wordml" mc:Ignorable="w14">
+  <w:p>
+    <w:pPr>
+      <w:jc w:val="left"/>
+    </w:pPr>
+    <w:r>
+      <w:rPr>
+        <w:position w:val="-6"/>
+      </w:rPr>
+      <w:drawing>
+        <wp:inline distT="0" distB="0" distL="0" distR="0">
+          <wp:extent cx="219456" cy="219456"/>
+          <wp:effectExtent l="0" t="0" r="0" b="0"/>
+          <wp:docPr id="9853" name="Emblema9853"/>
+          <wp:cNvGraphicFramePr>
+            <a:graphicFrameLocks noChangeAspect="1"/>
+          </wp:cNvGraphicFramePr>
+          <a:graphic>
+            <a:graphicData uri="http://schemas.openxmlformats.org/drawingml/2006/picture">
+              <pic:pic>
+                <pic:nvPicPr>
+                  <pic:cNvPr id="9853" name="Emblema9853"/>
+                  <pic:cNvPicPr/>
+                </pic:nvPicPr>
+                <pic:blipFill>
+                  <a:blip r:embed="rId1"/>
+                  <a:stretch>
+                    <a:fillRect/>
+                  </a:stretch>
+                </pic:blipFill>
+                <pic:spPr>
+                  <a:xfrm>
+                    <a:off x="0" y="0"/>
+                    <a:ext cx="219456" cy="219456"/>
+                  </a:xfrm>
+                  <a:prstGeom prst="rect">
+                    <a:avLst/>
+                  </a:prstGeom>
+                </pic:spPr>
+              </pic:pic>
+            </a:graphicData>
+          </a:graphic>
+        </wp:inline>
+      </w:drawing>
+    </w:r>
+    <w:r>
+      <w:rPr>
+        <w:rFonts w:ascii="Palatino Linotype" w:hAnsi="Palatino Linotype" w:cs="Palatino Linotype"/>
+        <w:color w:val="A9B8D0"/>
+        <w:spacing w:val="60"/>
+        <w:sz w:val="15"/>
+        <w:szCs w:val="15"/>
+        <w:lang w:val="es-AR"/>
+      </w:rPr>
+      <w:t xml:space="preserve">   </w:t>
+    </w:r>
+    <w:r>
+      <w:rPr>
+        <w:rFonts w:ascii="Palatino Linotype" w:hAnsi="Palatino Linotype" w:cs="Palatino Linotype"/>
+        <w:color w:val="A9B8D0"/>
+        <w:spacing w:val="60"/>
+        <w:sz w:val="15"/>
+        <w:szCs w:val="15"/>
+        <w:lang w:val="es-AR"/>
+      </w:rPr>
+      <w:t xml:space="preserve">LA BIOGRAFÍA</w:t>
     </w:r>
   </w:p>
 </w:hdr>

--- a/manuscritos/La Biografía (edición integral).docx
+++ b/manuscritos/La Biografía (edición integral).docx
@@ -1542,6 +1542,7 @@
     </w:p>
     <w:p>
       <w:pPr>
+        <w:spacing w:before="200" w:after="260"/>
         <w:jc w:val="center"/>
         <w:rPr>
           <w:rFonts w:ascii="Palatino Linotype" w:hAnsi="Palatino Linotype" w:cs="Times New Roman"/>
@@ -1551,6 +1552,46 @@
           <w:szCs w:val="18"/>
         </w:rPr>
       </w:pPr>
+      <w:r xmlns:a="http://schemas.openxmlformats.org/drawingml/2006/main" xmlns:pic="http://schemas.openxmlformats.org/drawingml/2006/picture">
+        <w:drawing>
+          <wp:inline distT="0" distB="0" distL="0" distR="0">
+            <wp:extent cx="237744" cy="237744"/>
+            <wp:effectExtent l="0" t="0" r="0" b="0"/>
+            <wp:docPr id="9900" name="Puente9900"/>
+            <wp:cNvGraphicFramePr>
+              <a:graphicFrameLocks noChangeAspect="1"/>
+            </wp:cNvGraphicFramePr>
+            <a:graphic>
+              <a:graphicData uri="http://schemas.openxmlformats.org/drawingml/2006/picture">
+                <pic:pic>
+                  <pic:nvPicPr>
+                    <pic:cNvPr id="9900" name="Puente9900"/>
+                    <pic:cNvPicPr/>
+                  </pic:nvPicPr>
+                  <pic:blipFill>
+                    <a:blip r:embed="rIdJB27"/>
+                    <a:stretch>
+                      <a:fillRect/>
+                    </a:stretch>
+                  </pic:blipFill>
+                  <pic:spPr>
+                    <a:xfrm>
+                      <a:off x="0" y="0"/>
+                      <a:ext cx="237744" cy="237744"/>
+                    </a:xfrm>
+                    <a:prstGeom prst="rect">
+                      <a:avLst/>
+                    </a:prstGeom>
+                  </pic:spPr>
+                </pic:pic>
+              </a:graphicData>
+            </a:graphic>
+          </wp:inline>
+        </w:drawing>
+      </w:r>
+      <w:r>
+        <w:br/>
+      </w:r>
       <w:r>
         <w:rPr>
           <w:rFonts w:ascii="Palatino Linotype" w:hAnsi="Palatino Linotype" w:cs="Times New Roman"/>
@@ -1800,6 +1841,7 @@
     </w:p>
     <w:p>
       <w:pPr>
+        <w:spacing w:before="200" w:after="260"/>
         <w:jc w:val="center"/>
         <w:rPr>
           <w:rFonts w:ascii="Palatino Linotype" w:hAnsi="Palatino Linotype" w:cs="Times New Roman"/>
@@ -1809,6 +1851,46 @@
           <w:szCs w:val="18"/>
         </w:rPr>
       </w:pPr>
+      <w:r xmlns:a="http://schemas.openxmlformats.org/drawingml/2006/main" xmlns:pic="http://schemas.openxmlformats.org/drawingml/2006/picture">
+        <w:drawing>
+          <wp:inline distT="0" distB="0" distL="0" distR="0">
+            <wp:extent cx="237744" cy="237744"/>
+            <wp:effectExtent l="0" t="0" r="0" b="0"/>
+            <wp:docPr id="9901" name="Puente9901"/>
+            <wp:cNvGraphicFramePr>
+              <a:graphicFrameLocks noChangeAspect="1"/>
+            </wp:cNvGraphicFramePr>
+            <a:graphic>
+              <a:graphicData uri="http://schemas.openxmlformats.org/drawingml/2006/picture">
+                <pic:pic>
+                  <pic:nvPicPr>
+                    <pic:cNvPr id="9901" name="Puente9901"/>
+                    <pic:cNvPicPr/>
+                  </pic:nvPicPr>
+                  <pic:blipFill>
+                    <a:blip r:embed="rIdJB28"/>
+                    <a:stretch>
+                      <a:fillRect/>
+                    </a:stretch>
+                  </pic:blipFill>
+                  <pic:spPr>
+                    <a:xfrm>
+                      <a:off x="0" y="0"/>
+                      <a:ext cx="237744" cy="237744"/>
+                    </a:xfrm>
+                    <a:prstGeom prst="rect">
+                      <a:avLst/>
+                    </a:prstGeom>
+                  </pic:spPr>
+                </pic:pic>
+              </a:graphicData>
+            </a:graphic>
+          </wp:inline>
+        </w:drawing>
+      </w:r>
+      <w:r>
+        <w:br/>
+      </w:r>
       <w:r>
         <w:rPr>
           <w:rFonts w:ascii="Palatino Linotype" w:hAnsi="Palatino Linotype" w:cs="Times New Roman"/>
@@ -2872,6 +2954,7 @@
     </w:p>
     <w:p>
       <w:pPr>
+        <w:spacing w:before="200" w:after="260"/>
         <w:jc w:val="center"/>
         <w:rPr>
           <w:rFonts w:ascii="Palatino Linotype" w:hAnsi="Palatino Linotype" w:cs="Times New Roman"/>
@@ -2881,6 +2964,46 @@
           <w:szCs w:val="18"/>
         </w:rPr>
       </w:pPr>
+      <w:r xmlns:a="http://schemas.openxmlformats.org/drawingml/2006/main" xmlns:pic="http://schemas.openxmlformats.org/drawingml/2006/picture">
+        <w:drawing>
+          <wp:inline distT="0" distB="0" distL="0" distR="0">
+            <wp:extent cx="237744" cy="237744"/>
+            <wp:effectExtent l="0" t="0" r="0" b="0"/>
+            <wp:docPr id="9902" name="Puente9902"/>
+            <wp:cNvGraphicFramePr>
+              <a:graphicFrameLocks noChangeAspect="1"/>
+            </wp:cNvGraphicFramePr>
+            <a:graphic>
+              <a:graphicData uri="http://schemas.openxmlformats.org/drawingml/2006/picture">
+                <pic:pic>
+                  <pic:nvPicPr>
+                    <pic:cNvPr id="9902" name="Puente9902"/>
+                    <pic:cNvPicPr/>
+                  </pic:nvPicPr>
+                  <pic:blipFill>
+                    <a:blip r:embed="rIdJB29"/>
+                    <a:stretch>
+                      <a:fillRect/>
+                    </a:stretch>
+                  </pic:blipFill>
+                  <pic:spPr>
+                    <a:xfrm>
+                      <a:off x="0" y="0"/>
+                      <a:ext cx="237744" cy="237744"/>
+                    </a:xfrm>
+                    <a:prstGeom prst="rect">
+                      <a:avLst/>
+                    </a:prstGeom>
+                  </pic:spPr>
+                </pic:pic>
+              </a:graphicData>
+            </a:graphic>
+          </wp:inline>
+        </w:drawing>
+      </w:r>
+      <w:r>
+        <w:br/>
+      </w:r>
       <w:r>
         <w:rPr>
           <w:rFonts w:ascii="Palatino Linotype" w:hAnsi="Palatino Linotype" w:cs="Times New Roman"/>
@@ -2927,6 +3050,15 @@
       <w:pPr>
         <w:spacing w:before="420" w:after="0"/>
         <w:jc w:val="center"/>
+        <w:sectPr>
+          <w:headerReference w:type="default" r:id="rIdJB23"/>
+          <w:headerReference w:type="even" r:id="rIdJB24"/>
+          <w:footerReference w:type="default" r:id="rIdJB25"/>
+          <w:footerReference w:type="even" r:id="rIdJB25"/>
+          <w:type w:val="continuous"/>
+          <w:pgSz w:w="7920" w:h="12240"/>
+          <w:pgMar w:top="1080" w:right="792" w:bottom="1008" w:left="1080" w:header="560" w:footer="500" w:gutter="0"/>
+        </w:sectPr>
       </w:pPr>
       <w:r>
         <w:rPr>
@@ -2940,9 +3072,1693 @@
         <w:t xml:space="preserve">◆ ◆ ◆</w:t>
       </w:r>
     </w:p>
+    <w:p>
+      <w:pPr>
+        <w:keepNext/>
+        <w:pageBreakBefore/>
+        <w:spacing w:before="1300" w:after="100"/>
+        <w:jc w:val="center"/>
+      </w:pPr>
+      <w:r>
+        <w:rPr>
+          <w:rFonts w:ascii="Palatino Linotype" w:hAnsi="Palatino Linotype" w:cs="Palatino Linotype"/>
+          <w:color w:val="A9B8D0"/>
+          <w:spacing w:val="60"/>
+          <w:sz w:val="18"/>
+          <w:szCs w:val="18"/>
+          <w:lang w:val="es-AR"/>
+        </w:rPr>
+        <w:t xml:space="preserve">LA TRILOGÍA, CAPÍTULO A CAPÍTULO</w:t>
+      </w:r>
+    </w:p>
+    <w:p>
+      <w:pPr>
+        <w:keepNext/>
+        <w:spacing w:before="0" w:after="60"/>
+        <w:jc w:val="center"/>
+      </w:pPr>
+      <w:r>
+        <w:rPr>
+          <w:rFonts w:ascii="Palatino Linotype" w:hAnsi="Palatino Linotype" w:cs="Palatino Linotype"/>
+          <w:i/>
+          <w:iCs/>
+          <w:color w:val="A9B8D0"/>
+          <w:sz w:val="17"/>
+          <w:szCs w:val="17"/>
+          <w:lang w:val="es-AR"/>
+        </w:rPr>
+        <w:t xml:space="preserve">Cada número de capítulo es la misma imagen vista desde otra faceta.</w:t>
+      </w:r>
+    </w:p>
+    <w:p>
+      <w:pPr>
+        <w:keepNext/>
+        <w:spacing w:before="0" w:after="300"/>
+        <w:jc w:val="center"/>
+      </w:pPr>
+      <w:r>
+        <w:rPr>
+          <w:rFonts w:ascii="Palatino Linotype" w:hAnsi="Palatino Linotype" w:cs="Palatino Linotype"/>
+          <w:color w:val="A9B8D0"/>
+          <w:sz w:val="14"/>
+          <w:szCs w:val="14"/>
+          <w:lang w:val="es-AR"/>
+        </w:rPr>
+        <w:t xml:space="preserve">◆</w:t>
+      </w:r>
+    </w:p>
+    <w:tbl xmlns:a="http://schemas.openxmlformats.org/drawingml/2006/main" xmlns:pic="http://schemas.openxmlformats.org/drawingml/2006/picture">
+      <w:tblPr>
+        <w:tblW w:w="6048" w:type="dxa"/>
+        <w:jc w:val="center"/>
+        <w:tblBorders>
+          <w:top w:val="nil"/>
+          <w:left w:val="nil"/>
+          <w:bottom w:val="nil"/>
+          <w:right w:val="nil"/>
+          <w:insideH w:val="nil"/>
+          <w:insideV w:val="nil"/>
+        </w:tblBorders>
+        <w:tblLayout w:type="fixed"/>
+        <w:tblCellMar>
+          <w:left w:w="40" w:type="dxa"/>
+          <w:right w:w="40" w:type="dxa"/>
+        </w:tblCellMar>
+        <w:tblLook w:val="0000" w:firstRow="0" w:lastRow="0" w:firstColumn="0" w:lastColumn="0" w:noHBand="1" w:noVBand="1"/>
+      </w:tblPr>
+      <w:tblGrid>
+        <w:gridCol w:w="504"/>
+        <w:gridCol w:w="1848"/>
+        <w:gridCol w:w="1848"/>
+        <w:gridCol w:w="1848"/>
+      </w:tblGrid>
+      <w:tr>
+        <w:trPr>
+          <w:cantSplit/>
+        </w:trPr>
+        <w:tc>
+          <w:tcPr>
+            <w:tcW w:w="504" w:type="dxa"/>
+            <w:vAlign w:val="top"/>
+          </w:tcPr>
+          <w:p>
+            <w:pPr>
+              <w:spacing w:before="0" w:after="0" w:line="220" w:lineRule="auto"/>
+              <w:jc w:val="center"/>
+            </w:pPr>
+            <w:r>
+              <w:rPr>
+                <w:rFonts w:ascii="Palatino Linotype" w:hAnsi="Palatino Linotype" w:cs="Palatino Linotype"/>
+                <w:color w:val="A9B8D0"/>
+                <w:spacing w:val="40"/>
+                <w:sz w:val="14"/>
+                <w:szCs w:val="14"/>
+                <w:lang w:val="es-AR"/>
+              </w:rPr>
+              <w:t xml:space="preserve"/>
+            </w:r>
+          </w:p>
+        </w:tc>
+        <w:tc>
+          <w:tcPr>
+            <w:tcW w:w="1848" w:type="dxa"/>
+            <w:vAlign w:val="top"/>
+          </w:tcPr>
+          <w:p>
+            <w:pPr>
+              <w:spacing w:before="0" w:after="120" w:line="220" w:lineRule="auto"/>
+              <w:jc w:val="center"/>
+            </w:pPr>
+            <w:r>
+              <w:rPr>
+                <w:rFonts w:ascii="Palatino Linotype" w:hAnsi="Palatino Linotype" w:cs="Palatino Linotype"/>
+                <w:color w:val="A9B8D0"/>
+                <w:spacing w:val="20"/>
+                <w:sz w:val="13"/>
+                <w:szCs w:val="13"/>
+                <w:lang w:val="es-AR"/>
+              </w:rPr>
+              <w:t xml:space="preserve">RECETA</w:t>
+            </w:r>
+          </w:p>
+        </w:tc>
+        <w:tc>
+          <w:tcPr>
+            <w:tcW w:w="1848" w:type="dxa"/>
+            <w:vAlign w:val="top"/>
+          </w:tcPr>
+          <w:p>
+            <w:pPr>
+              <w:spacing w:before="0" w:after="120" w:line="220" w:lineRule="auto"/>
+              <w:jc w:val="center"/>
+            </w:pPr>
+            <w:r>
+              <w:rPr>
+                <w:rFonts w:ascii="Palatino Linotype" w:hAnsi="Palatino Linotype" w:cs="Palatino Linotype"/>
+                <w:color w:val="A9B8D0"/>
+                <w:spacing w:val="20"/>
+                <w:sz w:val="13"/>
+                <w:szCs w:val="13"/>
+                <w:lang w:val="es-AR"/>
+              </w:rPr>
+              <w:t xml:space="preserve">PENSAMIENTO</w:t>
+            </w:r>
+          </w:p>
+        </w:tc>
+        <w:tc>
+          <w:tcPr>
+            <w:tcW w:w="1848" w:type="dxa"/>
+            <w:vAlign w:val="top"/>
+          </w:tcPr>
+          <w:p>
+            <w:pPr>
+              <w:spacing w:before="0" w:after="120" w:line="220" w:lineRule="auto"/>
+              <w:jc w:val="center"/>
+            </w:pPr>
+            <w:r>
+              <w:rPr>
+                <w:rFonts w:ascii="Palatino Linotype" w:hAnsi="Palatino Linotype" w:cs="Palatino Linotype"/>
+                <w:color w:val="F2EEE4"/>
+                <w:spacing w:val="20"/>
+                <w:sz w:val="13"/>
+                <w:szCs w:val="13"/>
+                <w:lang w:val="es-AR"/>
+              </w:rPr>
+              <w:t xml:space="preserve">BIOGRAFÍA</w:t>
+            </w:r>
+          </w:p>
+        </w:tc>
+      </w:tr>
+      <w:tr>
+        <w:trPr>
+          <w:cantSplit/>
+        </w:trPr>
+        <w:tc>
+          <w:tcPr>
+            <w:tcW w:w="504" w:type="dxa"/>
+            <w:vAlign w:val="top"/>
+          </w:tcPr>
+          <w:p>
+            <w:pPr>
+              <w:spacing w:before="0" w:after="0" w:line="220" w:lineRule="auto"/>
+              <w:jc w:val="center"/>
+            </w:pPr>
+            <w:r>
+              <w:rPr>
+                <w:rFonts w:ascii="Palatino Linotype" w:hAnsi="Palatino Linotype" w:cs="Palatino Linotype"/>
+                <w:color w:val="A9B8D0"/>
+                <w:spacing w:val="0"/>
+                <w:sz w:val="22"/>
+                <w:szCs w:val="22"/>
+                <w:lang w:val="es-AR"/>
+              </w:rPr>
+              <w:t xml:space="preserve">0</w:t>
+            </w:r>
+          </w:p>
+        </w:tc>
+        <w:tc>
+          <w:tcPr>
+            <w:tcW w:w="1848" w:type="dxa"/>
+            <w:vAlign w:val="top"/>
+          </w:tcPr>
+          <w:p>
+            <w:pPr>
+              <w:spacing w:before="0" w:after="40"/>
+              <w:jc w:val="center"/>
+            </w:pPr>
+            <w:r>
+              <w:drawing>
+                <wp:inline distT="0" distB="0" distL="0" distR="0">
+                  <wp:extent cx="329184" cy="329184"/>
+                  <wp:effectExtent l="0" t="0" r="0" b="0"/>
+                  <wp:docPr id="9903" name="Puente9903"/>
+                  <wp:cNvGraphicFramePr>
+                    <a:graphicFrameLocks noChangeAspect="1"/>
+                  </wp:cNvGraphicFramePr>
+                  <a:graphic>
+                    <a:graphicData uri="http://schemas.openxmlformats.org/drawingml/2006/picture">
+                      <pic:pic>
+                        <pic:nvPicPr>
+                          <pic:cNvPr id="9903" name="Puente9903"/>
+                          <pic:cNvPicPr/>
+                        </pic:nvPicPr>
+                        <pic:blipFill>
+                          <a:blip r:embed="rIdJB30"/>
+                          <a:stretch>
+                            <a:fillRect/>
+                          </a:stretch>
+                        </pic:blipFill>
+                        <pic:spPr>
+                          <a:xfrm>
+                            <a:off x="0" y="0"/>
+                            <a:ext cx="329184" cy="329184"/>
+                          </a:xfrm>
+                          <a:prstGeom prst="rect">
+                            <a:avLst/>
+                          </a:prstGeom>
+                        </pic:spPr>
+                      </pic:pic>
+                    </a:graphicData>
+                  </a:graphic>
+                </wp:inline>
+              </w:drawing>
+            </w:r>
+          </w:p>
+          <w:p>
+            <w:pPr>
+              <w:spacing w:before="0" w:after="180" w:line="220" w:lineRule="auto"/>
+              <w:jc w:val="center"/>
+            </w:pPr>
+            <w:r>
+              <w:rPr>
+                <w:rFonts w:ascii="Palatino Linotype" w:hAnsi="Palatino Linotype" w:cs="Palatino Linotype"/>
+                <w:color w:val="A9B8D0"/>
+                <w:spacing w:val="30"/>
+                <w:sz w:val="13"/>
+                <w:szCs w:val="13"/>
+                <w:lang w:val="es-AR"/>
+              </w:rPr>
+              <w:t xml:space="preserve">DOS FORMATOS DE LA MENTE</w:t>
+            </w:r>
+          </w:p>
+        </w:tc>
+        <w:tc>
+          <w:tcPr>
+            <w:tcW w:w="1848" w:type="dxa"/>
+            <w:vAlign w:val="top"/>
+          </w:tcPr>
+          <w:p>
+            <w:pPr>
+              <w:spacing w:before="0" w:after="40"/>
+              <w:jc w:val="center"/>
+            </w:pPr>
+            <w:r>
+              <w:drawing>
+                <wp:inline distT="0" distB="0" distL="0" distR="0">
+                  <wp:extent cx="329184" cy="329184"/>
+                  <wp:effectExtent l="0" t="0" r="0" b="0"/>
+                  <wp:docPr id="9904" name="Puente9904"/>
+                  <wp:cNvGraphicFramePr>
+                    <a:graphicFrameLocks noChangeAspect="1"/>
+                  </wp:cNvGraphicFramePr>
+                  <a:graphic>
+                    <a:graphicData uri="http://schemas.openxmlformats.org/drawingml/2006/picture">
+                      <pic:pic>
+                        <pic:nvPicPr>
+                          <pic:cNvPr id="9904" name="Puente9904"/>
+                          <pic:cNvPicPr/>
+                        </pic:nvPicPr>
+                        <pic:blipFill>
+                          <a:blip r:embed="rIdJB31"/>
+                          <a:stretch>
+                            <a:fillRect/>
+                          </a:stretch>
+                        </pic:blipFill>
+                        <pic:spPr>
+                          <a:xfrm>
+                            <a:off x="0" y="0"/>
+                            <a:ext cx="329184" cy="329184"/>
+                          </a:xfrm>
+                          <a:prstGeom prst="rect">
+                            <a:avLst/>
+                          </a:prstGeom>
+                        </pic:spPr>
+                      </pic:pic>
+                    </a:graphicData>
+                  </a:graphic>
+                </wp:inline>
+              </w:drawing>
+            </w:r>
+          </w:p>
+          <w:p>
+            <w:pPr>
+              <w:spacing w:before="0" w:after="180" w:line="220" w:lineRule="auto"/>
+              <w:jc w:val="center"/>
+            </w:pPr>
+            <w:r>
+              <w:rPr>
+                <w:rFonts w:ascii="Palatino Linotype" w:hAnsi="Palatino Linotype" w:cs="Palatino Linotype"/>
+                <w:color w:val="A9B8D0"/>
+                <w:spacing w:val="30"/>
+                <w:sz w:val="13"/>
+                <w:szCs w:val="13"/>
+                <w:lang w:val="es-AR"/>
+              </w:rPr>
+              <w:t xml:space="preserve">LA PALABRA</w:t>
+            </w:r>
+          </w:p>
+        </w:tc>
+        <w:tc>
+          <w:tcPr>
+            <w:tcW w:w="1848" w:type="dxa"/>
+            <w:vAlign w:val="top"/>
+          </w:tcPr>
+          <w:p>
+            <w:pPr>
+              <w:spacing w:before="0" w:after="40"/>
+              <w:jc w:val="center"/>
+            </w:pPr>
+            <w:r>
+              <w:drawing>
+                <wp:inline distT="0" distB="0" distL="0" distR="0">
+                  <wp:extent cx="329184" cy="329184"/>
+                  <wp:effectExtent l="0" t="0" r="0" b="0"/>
+                  <wp:docPr id="9905" name="Puente9905"/>
+                  <wp:cNvGraphicFramePr>
+                    <a:graphicFrameLocks noChangeAspect="1"/>
+                  </wp:cNvGraphicFramePr>
+                  <a:graphic>
+                    <a:graphicData uri="http://schemas.openxmlformats.org/drawingml/2006/picture">
+                      <pic:pic>
+                        <pic:nvPicPr>
+                          <pic:cNvPr id="9905" name="Puente9905"/>
+                          <pic:cNvPicPr/>
+                        </pic:nvPicPr>
+                        <pic:blipFill>
+                          <a:blip r:embed="rIdJB32"/>
+                          <a:stretch>
+                            <a:fillRect/>
+                          </a:stretch>
+                        </pic:blipFill>
+                        <pic:spPr>
+                          <a:xfrm>
+                            <a:off x="0" y="0"/>
+                            <a:ext cx="329184" cy="329184"/>
+                          </a:xfrm>
+                          <a:prstGeom prst="rect">
+                            <a:avLst/>
+                          </a:prstGeom>
+                        </pic:spPr>
+                      </pic:pic>
+                    </a:graphicData>
+                  </a:graphic>
+                </wp:inline>
+              </w:drawing>
+            </w:r>
+          </w:p>
+          <w:p>
+            <w:pPr>
+              <w:spacing w:before="0" w:after="180" w:line="220" w:lineRule="auto"/>
+              <w:jc w:val="center"/>
+            </w:pPr>
+            <w:r>
+              <w:rPr>
+                <w:rFonts w:ascii="Palatino Linotype" w:hAnsi="Palatino Linotype" w:cs="Palatino Linotype"/>
+                <w:color w:val="F2EEE4"/>
+                <w:spacing w:val="30"/>
+                <w:sz w:val="13"/>
+                <w:szCs w:val="13"/>
+                <w:lang w:val="es-AR"/>
+              </w:rPr>
+              <w:t xml:space="preserve">PRIMERA IMAGEN</w:t>
+            </w:r>
+          </w:p>
+        </w:tc>
+      </w:tr>
+      <w:tr>
+        <w:trPr>
+          <w:cantSplit/>
+        </w:trPr>
+        <w:tc>
+          <w:tcPr>
+            <w:tcW w:w="504" w:type="dxa"/>
+            <w:vAlign w:val="top"/>
+          </w:tcPr>
+          <w:p>
+            <w:pPr>
+              <w:spacing w:before="0" w:after="0" w:line="220" w:lineRule="auto"/>
+              <w:jc w:val="center"/>
+            </w:pPr>
+            <w:r>
+              <w:rPr>
+                <w:rFonts w:ascii="Palatino Linotype" w:hAnsi="Palatino Linotype" w:cs="Palatino Linotype"/>
+                <w:color w:val="A9B8D0"/>
+                <w:spacing w:val="0"/>
+                <w:sz w:val="22"/>
+                <w:szCs w:val="22"/>
+                <w:lang w:val="es-AR"/>
+              </w:rPr>
+              <w:t xml:space="preserve">1</w:t>
+            </w:r>
+          </w:p>
+        </w:tc>
+        <w:tc>
+          <w:tcPr>
+            <w:tcW w:w="1848" w:type="dxa"/>
+            <w:vAlign w:val="top"/>
+          </w:tcPr>
+          <w:p>
+            <w:pPr>
+              <w:spacing w:before="0" w:after="40"/>
+              <w:jc w:val="center"/>
+            </w:pPr>
+            <w:r>
+              <w:drawing>
+                <wp:inline distT="0" distB="0" distL="0" distR="0">
+                  <wp:extent cx="329184" cy="329184"/>
+                  <wp:effectExtent l="0" t="0" r="0" b="0"/>
+                  <wp:docPr id="9906" name="Puente9906"/>
+                  <wp:cNvGraphicFramePr>
+                    <a:graphicFrameLocks noChangeAspect="1"/>
+                  </wp:cNvGraphicFramePr>
+                  <a:graphic>
+                    <a:graphicData uri="http://schemas.openxmlformats.org/drawingml/2006/picture">
+                      <pic:pic>
+                        <pic:nvPicPr>
+                          <pic:cNvPr id="9906" name="Puente9906"/>
+                          <pic:cNvPicPr/>
+                        </pic:nvPicPr>
+                        <pic:blipFill>
+                          <a:blip r:embed="rIdJB27"/>
+                          <a:stretch>
+                            <a:fillRect/>
+                          </a:stretch>
+                        </pic:blipFill>
+                        <pic:spPr>
+                          <a:xfrm>
+                            <a:off x="0" y="0"/>
+                            <a:ext cx="329184" cy="329184"/>
+                          </a:xfrm>
+                          <a:prstGeom prst="rect">
+                            <a:avLst/>
+                          </a:prstGeom>
+                        </pic:spPr>
+                      </pic:pic>
+                    </a:graphicData>
+                  </a:graphic>
+                </wp:inline>
+              </w:drawing>
+            </w:r>
+          </w:p>
+          <w:p>
+            <w:pPr>
+              <w:spacing w:before="0" w:after="180" w:line="220" w:lineRule="auto"/>
+              <w:jc w:val="center"/>
+            </w:pPr>
+            <w:r>
+              <w:rPr>
+                <w:rFonts w:ascii="Palatino Linotype" w:hAnsi="Palatino Linotype" w:cs="Palatino Linotype"/>
+                <w:color w:val="A9B8D0"/>
+                <w:spacing w:val="30"/>
+                <w:sz w:val="13"/>
+                <w:szCs w:val="13"/>
+                <w:lang w:val="es-AR"/>
+              </w:rPr>
+              <w:t xml:space="preserve">EL SENTIMIENTO CREA LA REALIDAD</w:t>
+            </w:r>
+          </w:p>
+        </w:tc>
+        <w:tc>
+          <w:tcPr>
+            <w:tcW w:w="1848" w:type="dxa"/>
+            <w:vAlign w:val="top"/>
+          </w:tcPr>
+          <w:p>
+            <w:pPr>
+              <w:spacing w:before="0" w:after="40"/>
+              <w:jc w:val="center"/>
+            </w:pPr>
+            <w:r>
+              <w:drawing>
+                <wp:inline distT="0" distB="0" distL="0" distR="0">
+                  <wp:extent cx="329184" cy="329184"/>
+                  <wp:effectExtent l="0" t="0" r="0" b="0"/>
+                  <wp:docPr id="9907" name="Puente9907"/>
+                  <wp:cNvGraphicFramePr>
+                    <a:graphicFrameLocks noChangeAspect="1"/>
+                  </wp:cNvGraphicFramePr>
+                  <a:graphic>
+                    <a:graphicData uri="http://schemas.openxmlformats.org/drawingml/2006/picture">
+                      <pic:pic>
+                        <pic:nvPicPr>
+                          <pic:cNvPr id="9907" name="Puente9907"/>
+                          <pic:cNvPicPr/>
+                        </pic:nvPicPr>
+                        <pic:blipFill>
+                          <a:blip r:embed="rIdJB29"/>
+                          <a:stretch>
+                            <a:fillRect/>
+                          </a:stretch>
+                        </pic:blipFill>
+                        <pic:spPr>
+                          <a:xfrm>
+                            <a:off x="0" y="0"/>
+                            <a:ext cx="329184" cy="329184"/>
+                          </a:xfrm>
+                          <a:prstGeom prst="rect">
+                            <a:avLst/>
+                          </a:prstGeom>
+                        </pic:spPr>
+                      </pic:pic>
+                    </a:graphicData>
+                  </a:graphic>
+                </wp:inline>
+              </w:drawing>
+            </w:r>
+          </w:p>
+          <w:p>
+            <w:pPr>
+              <w:spacing w:before="0" w:after="180" w:line="220" w:lineRule="auto"/>
+              <w:jc w:val="center"/>
+            </w:pPr>
+            <w:r>
+              <w:rPr>
+                <w:rFonts w:ascii="Palatino Linotype" w:hAnsi="Palatino Linotype" w:cs="Palatino Linotype"/>
+                <w:color w:val="A9B8D0"/>
+                <w:spacing w:val="30"/>
+                <w:sz w:val="13"/>
+                <w:szCs w:val="13"/>
+                <w:lang w:val="es-AR"/>
+              </w:rPr>
+              <w:t xml:space="preserve">LIBERTAD INTERNA</w:t>
+            </w:r>
+          </w:p>
+        </w:tc>
+        <w:tc>
+          <w:tcPr>
+            <w:tcW w:w="1848" w:type="dxa"/>
+            <w:vAlign w:val="top"/>
+          </w:tcPr>
+          <w:p>
+            <w:pPr>
+              <w:spacing w:before="0" w:after="40"/>
+              <w:jc w:val="center"/>
+            </w:pPr>
+            <w:r>
+              <w:drawing>
+                <wp:inline distT="0" distB="0" distL="0" distR="0">
+                  <wp:extent cx="329184" cy="329184"/>
+                  <wp:effectExtent l="0" t="0" r="0" b="0"/>
+                  <wp:docPr id="9908" name="Puente9908"/>
+                  <wp:cNvGraphicFramePr>
+                    <a:graphicFrameLocks noChangeAspect="1"/>
+                  </wp:cNvGraphicFramePr>
+                  <a:graphic>
+                    <a:graphicData uri="http://schemas.openxmlformats.org/drawingml/2006/picture">
+                      <pic:pic>
+                        <pic:nvPicPr>
+                          <pic:cNvPr id="9908" name="Puente9908"/>
+                          <pic:cNvPicPr/>
+                        </pic:nvPicPr>
+                        <pic:blipFill>
+                          <a:blip r:embed="rIdJB33"/>
+                          <a:stretch>
+                            <a:fillRect/>
+                          </a:stretch>
+                        </pic:blipFill>
+                        <pic:spPr>
+                          <a:xfrm>
+                            <a:off x="0" y="0"/>
+                            <a:ext cx="329184" cy="329184"/>
+                          </a:xfrm>
+                          <a:prstGeom prst="rect">
+                            <a:avLst/>
+                          </a:prstGeom>
+                        </pic:spPr>
+                      </pic:pic>
+                    </a:graphicData>
+                  </a:graphic>
+                </wp:inline>
+              </w:drawing>
+            </w:r>
+          </w:p>
+          <w:p>
+            <w:pPr>
+              <w:spacing w:before="0" w:after="180" w:line="220" w:lineRule="auto"/>
+              <w:jc w:val="center"/>
+            </w:pPr>
+            <w:r>
+              <w:rPr>
+                <w:rFonts w:ascii="Palatino Linotype" w:hAnsi="Palatino Linotype" w:cs="Palatino Linotype"/>
+                <w:color w:val="F2EEE4"/>
+                <w:spacing w:val="30"/>
+                <w:sz w:val="13"/>
+                <w:szCs w:val="13"/>
+                <w:lang w:val="es-AR"/>
+              </w:rPr>
+              <w:t xml:space="preserve">EL RECONOCIMIENTO</w:t>
+            </w:r>
+          </w:p>
+        </w:tc>
+      </w:tr>
+      <w:tr>
+        <w:trPr>
+          <w:cantSplit/>
+        </w:trPr>
+        <w:tc>
+          <w:tcPr>
+            <w:tcW w:w="504" w:type="dxa"/>
+            <w:vAlign w:val="top"/>
+          </w:tcPr>
+          <w:p>
+            <w:pPr>
+              <w:spacing w:before="0" w:after="0" w:line="220" w:lineRule="auto"/>
+              <w:jc w:val="center"/>
+            </w:pPr>
+            <w:r>
+              <w:rPr>
+                <w:rFonts w:ascii="Palatino Linotype" w:hAnsi="Palatino Linotype" w:cs="Palatino Linotype"/>
+                <w:color w:val="A9B8D0"/>
+                <w:spacing w:val="0"/>
+                <w:sz w:val="22"/>
+                <w:szCs w:val="22"/>
+                <w:lang w:val="es-AR"/>
+              </w:rPr>
+              <w:t xml:space="preserve">2</w:t>
+            </w:r>
+          </w:p>
+        </w:tc>
+        <w:tc>
+          <w:tcPr>
+            <w:tcW w:w="1848" w:type="dxa"/>
+            <w:vAlign w:val="top"/>
+          </w:tcPr>
+          <w:p>
+            <w:pPr>
+              <w:spacing w:before="0" w:after="40"/>
+              <w:jc w:val="center"/>
+            </w:pPr>
+            <w:r>
+              <w:drawing>
+                <wp:inline distT="0" distB="0" distL="0" distR="0">
+                  <wp:extent cx="329184" cy="329184"/>
+                  <wp:effectExtent l="0" t="0" r="0" b="0"/>
+                  <wp:docPr id="9909" name="Puente9909"/>
+                  <wp:cNvGraphicFramePr>
+                    <a:graphicFrameLocks noChangeAspect="1"/>
+                  </wp:cNvGraphicFramePr>
+                  <a:graphic>
+                    <a:graphicData uri="http://schemas.openxmlformats.org/drawingml/2006/picture">
+                      <pic:pic>
+                        <pic:nvPicPr>
+                          <pic:cNvPr id="9909" name="Puente9909"/>
+                          <pic:cNvPicPr/>
+                        </pic:nvPicPr>
+                        <pic:blipFill>
+                          <a:blip r:embed="rIdJB28"/>
+                          <a:stretch>
+                            <a:fillRect/>
+                          </a:stretch>
+                        </pic:blipFill>
+                        <pic:spPr>
+                          <a:xfrm>
+                            <a:off x="0" y="0"/>
+                            <a:ext cx="329184" cy="329184"/>
+                          </a:xfrm>
+                          <a:prstGeom prst="rect">
+                            <a:avLst/>
+                          </a:prstGeom>
+                        </pic:spPr>
+                      </pic:pic>
+                    </a:graphicData>
+                  </a:graphic>
+                </wp:inline>
+              </w:drawing>
+            </w:r>
+          </w:p>
+          <w:p>
+            <w:pPr>
+              <w:spacing w:before="0" w:after="180" w:line="220" w:lineRule="auto"/>
+              <w:jc w:val="center"/>
+            </w:pPr>
+            <w:r>
+              <w:rPr>
+                <w:rFonts w:ascii="Palatino Linotype" w:hAnsi="Palatino Linotype" w:cs="Palatino Linotype"/>
+                <w:color w:val="A9B8D0"/>
+                <w:spacing w:val="30"/>
+                <w:sz w:val="13"/>
+                <w:szCs w:val="13"/>
+                <w:lang w:val="es-AR"/>
+              </w:rPr>
+              <w:t xml:space="preserve">CONOCEDORES DEL BIEN Y EL MAL</w:t>
+            </w:r>
+          </w:p>
+        </w:tc>
+        <w:tc>
+          <w:tcPr>
+            <w:tcW w:w="1848" w:type="dxa"/>
+            <w:vAlign w:val="top"/>
+          </w:tcPr>
+          <w:p>
+            <w:pPr>
+              <w:spacing w:before="0" w:after="40"/>
+              <w:jc w:val="center"/>
+            </w:pPr>
+            <w:r>
+              <w:drawing>
+                <wp:inline distT="0" distB="0" distL="0" distR="0">
+                  <wp:extent cx="329184" cy="329184"/>
+                  <wp:effectExtent l="0" t="0" r="0" b="0"/>
+                  <wp:docPr id="9910" name="Puente9910"/>
+                  <wp:cNvGraphicFramePr>
+                    <a:graphicFrameLocks noChangeAspect="1"/>
+                  </wp:cNvGraphicFramePr>
+                  <a:graphic>
+                    <a:graphicData uri="http://schemas.openxmlformats.org/drawingml/2006/picture">
+                      <pic:pic>
+                        <pic:nvPicPr>
+                          <pic:cNvPr id="9910" name="Puente9910"/>
+                          <pic:cNvPicPr/>
+                        </pic:nvPicPr>
+                        <pic:blipFill>
+                          <a:blip r:embed="rIdJB34"/>
+                          <a:stretch>
+                            <a:fillRect/>
+                          </a:stretch>
+                        </pic:blipFill>
+                        <pic:spPr>
+                          <a:xfrm>
+                            <a:off x="0" y="0"/>
+                            <a:ext cx="329184" cy="329184"/>
+                          </a:xfrm>
+                          <a:prstGeom prst="rect">
+                            <a:avLst/>
+                          </a:prstGeom>
+                        </pic:spPr>
+                      </pic:pic>
+                    </a:graphicData>
+                  </a:graphic>
+                </wp:inline>
+              </w:drawing>
+            </w:r>
+          </w:p>
+          <w:p>
+            <w:pPr>
+              <w:spacing w:before="0" w:after="180" w:line="220" w:lineRule="auto"/>
+              <w:jc w:val="center"/>
+            </w:pPr>
+            <w:r>
+              <w:rPr>
+                <w:rFonts w:ascii="Palatino Linotype" w:hAnsi="Palatino Linotype" w:cs="Palatino Linotype"/>
+                <w:color w:val="A9B8D0"/>
+                <w:spacing w:val="30"/>
+                <w:sz w:val="13"/>
+                <w:szCs w:val="13"/>
+                <w:lang w:val="es-AR"/>
+              </w:rPr>
+              <w:t xml:space="preserve">EL OBSERVADOR ETERNO</w:t>
+            </w:r>
+          </w:p>
+        </w:tc>
+        <w:tc>
+          <w:tcPr>
+            <w:tcW w:w="1848" w:type="dxa"/>
+            <w:vAlign w:val="top"/>
+          </w:tcPr>
+          <w:p>
+            <w:pPr>
+              <w:spacing w:before="0" w:after="40"/>
+              <w:jc w:val="center"/>
+            </w:pPr>
+            <w:r>
+              <w:drawing>
+                <wp:inline distT="0" distB="0" distL="0" distR="0">
+                  <wp:extent cx="329184" cy="329184"/>
+                  <wp:effectExtent l="0" t="0" r="0" b="0"/>
+                  <wp:docPr id="9911" name="Puente9911"/>
+                  <wp:cNvGraphicFramePr>
+                    <a:graphicFrameLocks noChangeAspect="1"/>
+                  </wp:cNvGraphicFramePr>
+                  <a:graphic>
+                    <a:graphicData uri="http://schemas.openxmlformats.org/drawingml/2006/picture">
+                      <pic:pic>
+                        <pic:nvPicPr>
+                          <pic:cNvPr id="9911" name="Puente9911"/>
+                          <pic:cNvPicPr/>
+                        </pic:nvPicPr>
+                        <pic:blipFill>
+                          <a:blip r:embed="rIdJB35"/>
+                          <a:stretch>
+                            <a:fillRect/>
+                          </a:stretch>
+                        </pic:blipFill>
+                        <pic:spPr>
+                          <a:xfrm>
+                            <a:off x="0" y="0"/>
+                            <a:ext cx="329184" cy="329184"/>
+                          </a:xfrm>
+                          <a:prstGeom prst="rect">
+                            <a:avLst/>
+                          </a:prstGeom>
+                        </pic:spPr>
+                      </pic:pic>
+                    </a:graphicData>
+                  </a:graphic>
+                </wp:inline>
+              </w:drawing>
+            </w:r>
+          </w:p>
+          <w:p>
+            <w:pPr>
+              <w:spacing w:before="0" w:after="180" w:line="220" w:lineRule="auto"/>
+              <w:jc w:val="center"/>
+            </w:pPr>
+            <w:r>
+              <w:rPr>
+                <w:rFonts w:ascii="Palatino Linotype" w:hAnsi="Palatino Linotype" w:cs="Palatino Linotype"/>
+                <w:color w:val="F2EEE4"/>
+                <w:spacing w:val="30"/>
+                <w:sz w:val="13"/>
+                <w:szCs w:val="13"/>
+                <w:lang w:val="es-AR"/>
+              </w:rPr>
+              <w:t xml:space="preserve">EL DESASTRE</w:t>
+            </w:r>
+          </w:p>
+        </w:tc>
+      </w:tr>
+      <w:tr>
+        <w:trPr>
+          <w:cantSplit/>
+        </w:trPr>
+        <w:tc>
+          <w:tcPr>
+            <w:tcW w:w="504" w:type="dxa"/>
+            <w:vAlign w:val="top"/>
+          </w:tcPr>
+          <w:p>
+            <w:pPr>
+              <w:spacing w:before="0" w:after="0" w:line="220" w:lineRule="auto"/>
+              <w:jc w:val="center"/>
+            </w:pPr>
+            <w:r>
+              <w:rPr>
+                <w:rFonts w:ascii="Palatino Linotype" w:hAnsi="Palatino Linotype" w:cs="Palatino Linotype"/>
+                <w:color w:val="A9B8D0"/>
+                <w:spacing w:val="0"/>
+                <w:sz w:val="22"/>
+                <w:szCs w:val="22"/>
+                <w:lang w:val="es-AR"/>
+              </w:rPr>
+              <w:t xml:space="preserve">3</w:t>
+            </w:r>
+          </w:p>
+        </w:tc>
+        <w:tc>
+          <w:tcPr>
+            <w:tcW w:w="1848" w:type="dxa"/>
+            <w:vAlign w:val="top"/>
+          </w:tcPr>
+          <w:p>
+            <w:pPr>
+              <w:spacing w:before="0" w:after="40"/>
+              <w:jc w:val="center"/>
+            </w:pPr>
+            <w:r>
+              <w:drawing>
+                <wp:inline distT="0" distB="0" distL="0" distR="0">
+                  <wp:extent cx="329184" cy="329184"/>
+                  <wp:effectExtent l="0" t="0" r="0" b="0"/>
+                  <wp:docPr id="9912" name="Puente9912"/>
+                  <wp:cNvGraphicFramePr>
+                    <a:graphicFrameLocks noChangeAspect="1"/>
+                  </wp:cNvGraphicFramePr>
+                  <a:graphic>
+                    <a:graphicData uri="http://schemas.openxmlformats.org/drawingml/2006/picture">
+                      <pic:pic>
+                        <pic:nvPicPr>
+                          <pic:cNvPr id="9912" name="Puente9912"/>
+                          <pic:cNvPicPr/>
+                        </pic:nvPicPr>
+                        <pic:blipFill>
+                          <a:blip r:embed="rIdJB36"/>
+                          <a:stretch>
+                            <a:fillRect/>
+                          </a:stretch>
+                        </pic:blipFill>
+                        <pic:spPr>
+                          <a:xfrm>
+                            <a:off x="0" y="0"/>
+                            <a:ext cx="329184" cy="329184"/>
+                          </a:xfrm>
+                          <a:prstGeom prst="rect">
+                            <a:avLst/>
+                          </a:prstGeom>
+                        </pic:spPr>
+                      </pic:pic>
+                    </a:graphicData>
+                  </a:graphic>
+                </wp:inline>
+              </w:drawing>
+            </w:r>
+          </w:p>
+          <w:p>
+            <w:pPr>
+              <w:spacing w:before="0" w:after="180" w:line="220" w:lineRule="auto"/>
+              <w:jc w:val="center"/>
+            </w:pPr>
+            <w:r>
+              <w:rPr>
+                <w:rFonts w:ascii="Palatino Linotype" w:hAnsi="Palatino Linotype" w:cs="Palatino Linotype"/>
+                <w:color w:val="A9B8D0"/>
+                <w:spacing w:val="30"/>
+                <w:sz w:val="13"/>
+                <w:szCs w:val="13"/>
+                <w:lang w:val="es-AR"/>
+              </w:rPr>
+              <w:t xml:space="preserve">AHORA MISMO</w:t>
+            </w:r>
+          </w:p>
+        </w:tc>
+        <w:tc>
+          <w:tcPr>
+            <w:tcW w:w="1848" w:type="dxa"/>
+            <w:vAlign w:val="top"/>
+          </w:tcPr>
+          <w:p>
+            <w:pPr>
+              <w:spacing w:before="0" w:after="40"/>
+              <w:jc w:val="center"/>
+            </w:pPr>
+            <w:r>
+              <w:drawing>
+                <wp:inline distT="0" distB="0" distL="0" distR="0">
+                  <wp:extent cx="329184" cy="329184"/>
+                  <wp:effectExtent l="0" t="0" r="0" b="0"/>
+                  <wp:docPr id="9913" name="Puente9913"/>
+                  <wp:cNvGraphicFramePr>
+                    <a:graphicFrameLocks noChangeAspect="1"/>
+                  </wp:cNvGraphicFramePr>
+                  <a:graphic>
+                    <a:graphicData uri="http://schemas.openxmlformats.org/drawingml/2006/picture">
+                      <pic:pic>
+                        <pic:nvPicPr>
+                          <pic:cNvPr id="9913" name="Puente9913"/>
+                          <pic:cNvPicPr/>
+                        </pic:nvPicPr>
+                        <pic:blipFill>
+                          <a:blip r:embed="rIdJB37"/>
+                          <a:stretch>
+                            <a:fillRect/>
+                          </a:stretch>
+                        </pic:blipFill>
+                        <pic:spPr>
+                          <a:xfrm>
+                            <a:off x="0" y="0"/>
+                            <a:ext cx="329184" cy="329184"/>
+                          </a:xfrm>
+                          <a:prstGeom prst="rect">
+                            <a:avLst/>
+                          </a:prstGeom>
+                        </pic:spPr>
+                      </pic:pic>
+                    </a:graphicData>
+                  </a:graphic>
+                </wp:inline>
+              </w:drawing>
+            </w:r>
+          </w:p>
+          <w:p>
+            <w:pPr>
+              <w:spacing w:before="0" w:after="180" w:line="220" w:lineRule="auto"/>
+              <w:jc w:val="center"/>
+            </w:pPr>
+            <w:r>
+              <w:rPr>
+                <w:rFonts w:ascii="Palatino Linotype" w:hAnsi="Palatino Linotype" w:cs="Palatino Linotype"/>
+                <w:color w:val="A9B8D0"/>
+                <w:spacing w:val="30"/>
+                <w:sz w:val="13"/>
+                <w:szCs w:val="13"/>
+                <w:lang w:val="es-AR"/>
+              </w:rPr>
+              <w:t xml:space="preserve">CONVERSACIONES SINCERAS</w:t>
+            </w:r>
+          </w:p>
+        </w:tc>
+        <w:tc>
+          <w:tcPr>
+            <w:tcW w:w="1848" w:type="dxa"/>
+            <w:vAlign w:val="top"/>
+          </w:tcPr>
+          <w:p>
+            <w:pPr>
+              <w:spacing w:before="0" w:after="40"/>
+              <w:jc w:val="center"/>
+            </w:pPr>
+            <w:r>
+              <w:drawing>
+                <wp:inline distT="0" distB="0" distL="0" distR="0">
+                  <wp:extent cx="329184" cy="329184"/>
+                  <wp:effectExtent l="0" t="0" r="0" b="0"/>
+                  <wp:docPr id="9914" name="Puente9914"/>
+                  <wp:cNvGraphicFramePr>
+                    <a:graphicFrameLocks noChangeAspect="1"/>
+                  </wp:cNvGraphicFramePr>
+                  <a:graphic>
+                    <a:graphicData uri="http://schemas.openxmlformats.org/drawingml/2006/picture">
+                      <pic:pic>
+                        <pic:nvPicPr>
+                          <pic:cNvPr id="9914" name="Puente9914"/>
+                          <pic:cNvPicPr/>
+                        </pic:nvPicPr>
+                        <pic:blipFill>
+                          <a:blip r:embed="rIdJB38"/>
+                          <a:stretch>
+                            <a:fillRect/>
+                          </a:stretch>
+                        </pic:blipFill>
+                        <pic:spPr>
+                          <a:xfrm>
+                            <a:off x="0" y="0"/>
+                            <a:ext cx="329184" cy="329184"/>
+                          </a:xfrm>
+                          <a:prstGeom prst="rect">
+                            <a:avLst/>
+                          </a:prstGeom>
+                        </pic:spPr>
+                      </pic:pic>
+                    </a:graphicData>
+                  </a:graphic>
+                </wp:inline>
+              </w:drawing>
+            </w:r>
+          </w:p>
+          <w:p>
+            <w:pPr>
+              <w:spacing w:before="0" w:after="180" w:line="220" w:lineRule="auto"/>
+              <w:jc w:val="center"/>
+            </w:pPr>
+            <w:r>
+              <w:rPr>
+                <w:rFonts w:ascii="Palatino Linotype" w:hAnsi="Palatino Linotype" w:cs="Palatino Linotype"/>
+                <w:color w:val="F2EEE4"/>
+                <w:spacing w:val="30"/>
+                <w:sz w:val="13"/>
+                <w:szCs w:val="13"/>
+                <w:lang w:val="es-AR"/>
+              </w:rPr>
+              <w:t xml:space="preserve">PONER A PRUEBA</w:t>
+            </w:r>
+          </w:p>
+        </w:tc>
+      </w:tr>
+      <w:tr>
+        <w:trPr>
+          <w:cantSplit/>
+        </w:trPr>
+        <w:tc>
+          <w:tcPr>
+            <w:tcW w:w="504" w:type="dxa"/>
+            <w:vAlign w:val="top"/>
+          </w:tcPr>
+          <w:p>
+            <w:pPr>
+              <w:spacing w:before="0" w:after="0" w:line="220" w:lineRule="auto"/>
+              <w:jc w:val="center"/>
+            </w:pPr>
+            <w:r>
+              <w:rPr>
+                <w:rFonts w:ascii="Palatino Linotype" w:hAnsi="Palatino Linotype" w:cs="Palatino Linotype"/>
+                <w:color w:val="A9B8D0"/>
+                <w:spacing w:val="0"/>
+                <w:sz w:val="22"/>
+                <w:szCs w:val="22"/>
+                <w:lang w:val="es-AR"/>
+              </w:rPr>
+              <w:t xml:space="preserve">4</w:t>
+            </w:r>
+          </w:p>
+        </w:tc>
+        <w:tc>
+          <w:tcPr>
+            <w:tcW w:w="1848" w:type="dxa"/>
+            <w:vAlign w:val="top"/>
+          </w:tcPr>
+          <w:p>
+            <w:pPr>
+              <w:spacing w:before="0" w:after="40"/>
+              <w:jc w:val="center"/>
+            </w:pPr>
+            <w:r>
+              <w:drawing>
+                <wp:inline distT="0" distB="0" distL="0" distR="0">
+                  <wp:extent cx="329184" cy="329184"/>
+                  <wp:effectExtent l="0" t="0" r="0" b="0"/>
+                  <wp:docPr id="9915" name="Puente9915"/>
+                  <wp:cNvGraphicFramePr>
+                    <a:graphicFrameLocks noChangeAspect="1"/>
+                  </wp:cNvGraphicFramePr>
+                  <a:graphic>
+                    <a:graphicData uri="http://schemas.openxmlformats.org/drawingml/2006/picture">
+                      <pic:pic>
+                        <pic:nvPicPr>
+                          <pic:cNvPr id="9915" name="Puente9915"/>
+                          <pic:cNvPicPr/>
+                        </pic:nvPicPr>
+                        <pic:blipFill>
+                          <a:blip r:embed="rIdJB39"/>
+                          <a:stretch>
+                            <a:fillRect/>
+                          </a:stretch>
+                        </pic:blipFill>
+                        <pic:spPr>
+                          <a:xfrm>
+                            <a:off x="0" y="0"/>
+                            <a:ext cx="329184" cy="329184"/>
+                          </a:xfrm>
+                          <a:prstGeom prst="rect">
+                            <a:avLst/>
+                          </a:prstGeom>
+                        </pic:spPr>
+                      </pic:pic>
+                    </a:graphicData>
+                  </a:graphic>
+                </wp:inline>
+              </w:drawing>
+            </w:r>
+          </w:p>
+          <w:p>
+            <w:pPr>
+              <w:spacing w:before="0" w:after="180" w:line="220" w:lineRule="auto"/>
+              <w:jc w:val="center"/>
+            </w:pPr>
+            <w:r>
+              <w:rPr>
+                <w:rFonts w:ascii="Palatino Linotype" w:hAnsi="Palatino Linotype" w:cs="Palatino Linotype"/>
+                <w:color w:val="A9B8D0"/>
+                <w:spacing w:val="30"/>
+                <w:sz w:val="13"/>
+                <w:szCs w:val="13"/>
+                <w:lang w:val="es-AR"/>
+              </w:rPr>
+              <w:t xml:space="preserve">LA PESCA</w:t>
+            </w:r>
+          </w:p>
+        </w:tc>
+        <w:tc>
+          <w:tcPr>
+            <w:tcW w:w="1848" w:type="dxa"/>
+            <w:vAlign w:val="top"/>
+          </w:tcPr>
+          <w:p>
+            <w:pPr>
+              <w:spacing w:before="0" w:after="40"/>
+              <w:jc w:val="center"/>
+            </w:pPr>
+            <w:r>
+              <w:drawing>
+                <wp:inline distT="0" distB="0" distL="0" distR="0">
+                  <wp:extent cx="329184" cy="329184"/>
+                  <wp:effectExtent l="0" t="0" r="0" b="0"/>
+                  <wp:docPr id="9916" name="Puente9916"/>
+                  <wp:cNvGraphicFramePr>
+                    <a:graphicFrameLocks noChangeAspect="1"/>
+                  </wp:cNvGraphicFramePr>
+                  <a:graphic>
+                    <a:graphicData uri="http://schemas.openxmlformats.org/drawingml/2006/picture">
+                      <pic:pic>
+                        <pic:nvPicPr>
+                          <pic:cNvPr id="9916" name="Puente9916"/>
+                          <pic:cNvPicPr/>
+                        </pic:nvPicPr>
+                        <pic:blipFill>
+                          <a:blip r:embed="rIdJB40"/>
+                          <a:stretch>
+                            <a:fillRect/>
+                          </a:stretch>
+                        </pic:blipFill>
+                        <pic:spPr>
+                          <a:xfrm>
+                            <a:off x="0" y="0"/>
+                            <a:ext cx="329184" cy="329184"/>
+                          </a:xfrm>
+                          <a:prstGeom prst="rect">
+                            <a:avLst/>
+                          </a:prstGeom>
+                        </pic:spPr>
+                      </pic:pic>
+                    </a:graphicData>
+                  </a:graphic>
+                </wp:inline>
+              </w:drawing>
+            </w:r>
+          </w:p>
+          <w:p>
+            <w:pPr>
+              <w:spacing w:before="0" w:after="180" w:line="220" w:lineRule="auto"/>
+              <w:jc w:val="center"/>
+            </w:pPr>
+            <w:r>
+              <w:rPr>
+                <w:rFonts w:ascii="Palatino Linotype" w:hAnsi="Palatino Linotype" w:cs="Palatino Linotype"/>
+                <w:color w:val="A9B8D0"/>
+                <w:spacing w:val="30"/>
+                <w:sz w:val="13"/>
+                <w:szCs w:val="13"/>
+                <w:lang w:val="es-AR"/>
+              </w:rPr>
+              <w:t xml:space="preserve">LA INTELIGENCIA NATURAL</w:t>
+            </w:r>
+          </w:p>
+        </w:tc>
+        <w:tc>
+          <w:tcPr>
+            <w:tcW w:w="1848" w:type="dxa"/>
+            <w:vAlign w:val="top"/>
+          </w:tcPr>
+          <w:p>
+            <w:pPr>
+              <w:spacing w:before="0" w:after="0" w:line="220" w:lineRule="auto"/>
+              <w:jc w:val="center"/>
+            </w:pPr>
+            <w:r>
+              <w:rPr>
+                <w:rFonts w:ascii="Palatino Linotype" w:hAnsi="Palatino Linotype" w:cs="Palatino Linotype"/>
+                <w:color w:val="A9B8D0"/>
+                <w:spacing w:val="0"/>
+                <w:sz w:val="16"/>
+                <w:szCs w:val="16"/>
+                <w:lang w:val="es-AR"/>
+              </w:rPr>
+              <w:t xml:space="preserve">·</w:t>
+            </w:r>
+          </w:p>
+        </w:tc>
+      </w:tr>
+      <w:tr>
+        <w:trPr>
+          <w:cantSplit/>
+        </w:trPr>
+        <w:tc>
+          <w:tcPr>
+            <w:tcW w:w="504" w:type="dxa"/>
+            <w:vAlign w:val="top"/>
+          </w:tcPr>
+          <w:p>
+            <w:pPr>
+              <w:spacing w:before="0" w:after="0" w:line="220" w:lineRule="auto"/>
+              <w:jc w:val="center"/>
+            </w:pPr>
+            <w:r>
+              <w:rPr>
+                <w:rFonts w:ascii="Palatino Linotype" w:hAnsi="Palatino Linotype" w:cs="Palatino Linotype"/>
+                <w:color w:val="A9B8D0"/>
+                <w:spacing w:val="0"/>
+                <w:sz w:val="22"/>
+                <w:szCs w:val="22"/>
+                <w:lang w:val="es-AR"/>
+              </w:rPr>
+              <w:t xml:space="preserve">5</w:t>
+            </w:r>
+          </w:p>
+        </w:tc>
+        <w:tc>
+          <w:tcPr>
+            <w:tcW w:w="1848" w:type="dxa"/>
+            <w:vAlign w:val="top"/>
+          </w:tcPr>
+          <w:p>
+            <w:pPr>
+              <w:spacing w:before="0" w:after="40"/>
+              <w:jc w:val="center"/>
+            </w:pPr>
+            <w:r>
+              <w:drawing>
+                <wp:inline distT="0" distB="0" distL="0" distR="0">
+                  <wp:extent cx="329184" cy="329184"/>
+                  <wp:effectExtent l="0" t="0" r="0" b="0"/>
+                  <wp:docPr id="9917" name="Puente9917"/>
+                  <wp:cNvGraphicFramePr>
+                    <a:graphicFrameLocks noChangeAspect="1"/>
+                  </wp:cNvGraphicFramePr>
+                  <a:graphic>
+                    <a:graphicData uri="http://schemas.openxmlformats.org/drawingml/2006/picture">
+                      <pic:pic>
+                        <pic:nvPicPr>
+                          <pic:cNvPr id="9917" name="Puente9917"/>
+                          <pic:cNvPicPr/>
+                        </pic:nvPicPr>
+                        <pic:blipFill>
+                          <a:blip r:embed="rIdJB41"/>
+                          <a:stretch>
+                            <a:fillRect/>
+                          </a:stretch>
+                        </pic:blipFill>
+                        <pic:spPr>
+                          <a:xfrm>
+                            <a:off x="0" y="0"/>
+                            <a:ext cx="329184" cy="329184"/>
+                          </a:xfrm>
+                          <a:prstGeom prst="rect">
+                            <a:avLst/>
+                          </a:prstGeom>
+                        </pic:spPr>
+                      </pic:pic>
+                    </a:graphicData>
+                  </a:graphic>
+                </wp:inline>
+              </w:drawing>
+            </w:r>
+          </w:p>
+          <w:p>
+            <w:pPr>
+              <w:spacing w:before="0" w:after="180" w:line="220" w:lineRule="auto"/>
+              <w:jc w:val="center"/>
+            </w:pPr>
+            <w:r>
+              <w:rPr>
+                <w:rFonts w:ascii="Palatino Linotype" w:hAnsi="Palatino Linotype" w:cs="Palatino Linotype"/>
+                <w:color w:val="A9B8D0"/>
+                <w:spacing w:val="30"/>
+                <w:sz w:val="13"/>
+                <w:szCs w:val="13"/>
+                <w:lang w:val="es-AR"/>
+              </w:rPr>
+              <w:t xml:space="preserve">CARGAR EL ESTADO</w:t>
+            </w:r>
+          </w:p>
+        </w:tc>
+        <w:tc>
+          <w:tcPr>
+            <w:tcW w:w="1848" w:type="dxa"/>
+            <w:vAlign w:val="top"/>
+          </w:tcPr>
+          <w:p>
+            <w:pPr>
+              <w:spacing w:before="0" w:after="40"/>
+              <w:jc w:val="center"/>
+            </w:pPr>
+            <w:r>
+              <w:drawing>
+                <wp:inline distT="0" distB="0" distL="0" distR="0">
+                  <wp:extent cx="329184" cy="329184"/>
+                  <wp:effectExtent l="0" t="0" r="0" b="0"/>
+                  <wp:docPr id="9918" name="Puente9918"/>
+                  <wp:cNvGraphicFramePr>
+                    <a:graphicFrameLocks noChangeAspect="1"/>
+                  </wp:cNvGraphicFramePr>
+                  <a:graphic>
+                    <a:graphicData uri="http://schemas.openxmlformats.org/drawingml/2006/picture">
+                      <pic:pic>
+                        <pic:nvPicPr>
+                          <pic:cNvPr id="9918" name="Puente9918"/>
+                          <pic:cNvPicPr/>
+                        </pic:nvPicPr>
+                        <pic:blipFill>
+                          <a:blip r:embed="rIdJB42"/>
+                          <a:stretch>
+                            <a:fillRect/>
+                          </a:stretch>
+                        </pic:blipFill>
+                        <pic:spPr>
+                          <a:xfrm>
+                            <a:off x="0" y="0"/>
+                            <a:ext cx="329184" cy="329184"/>
+                          </a:xfrm>
+                          <a:prstGeom prst="rect">
+                            <a:avLst/>
+                          </a:prstGeom>
+                        </pic:spPr>
+                      </pic:pic>
+                    </a:graphicData>
+                  </a:graphic>
+                </wp:inline>
+              </w:drawing>
+            </w:r>
+          </w:p>
+          <w:p>
+            <w:pPr>
+              <w:spacing w:before="0" w:after="180" w:line="220" w:lineRule="auto"/>
+              <w:jc w:val="center"/>
+            </w:pPr>
+            <w:r>
+              <w:rPr>
+                <w:rFonts w:ascii="Palatino Linotype" w:hAnsi="Palatino Linotype" w:cs="Palatino Linotype"/>
+                <w:color w:val="A9B8D0"/>
+                <w:spacing w:val="30"/>
+                <w:sz w:val="13"/>
+                <w:szCs w:val="13"/>
+                <w:lang w:val="es-AR"/>
+              </w:rPr>
+              <w:t xml:space="preserve">ARQUETIPOS</w:t>
+            </w:r>
+          </w:p>
+        </w:tc>
+        <w:tc>
+          <w:tcPr>
+            <w:tcW w:w="1848" w:type="dxa"/>
+            <w:vAlign w:val="top"/>
+          </w:tcPr>
+          <w:p>
+            <w:pPr>
+              <w:spacing w:before="0" w:after="0" w:line="220" w:lineRule="auto"/>
+              <w:jc w:val="center"/>
+            </w:pPr>
+            <w:r>
+              <w:rPr>
+                <w:rFonts w:ascii="Palatino Linotype" w:hAnsi="Palatino Linotype" w:cs="Palatino Linotype"/>
+                <w:color w:val="A9B8D0"/>
+                <w:spacing w:val="0"/>
+                <w:sz w:val="16"/>
+                <w:szCs w:val="16"/>
+                <w:lang w:val="es-AR"/>
+              </w:rPr>
+              <w:t xml:space="preserve">·</w:t>
+            </w:r>
+          </w:p>
+        </w:tc>
+      </w:tr>
+      <w:tr>
+        <w:trPr>
+          <w:cantSplit/>
+        </w:trPr>
+        <w:tc>
+          <w:tcPr>
+            <w:tcW w:w="504" w:type="dxa"/>
+            <w:vAlign w:val="top"/>
+          </w:tcPr>
+          <w:p>
+            <w:pPr>
+              <w:spacing w:before="0" w:after="0" w:line="220" w:lineRule="auto"/>
+              <w:jc w:val="center"/>
+            </w:pPr>
+            <w:r>
+              <w:rPr>
+                <w:rFonts w:ascii="Palatino Linotype" w:hAnsi="Palatino Linotype" w:cs="Palatino Linotype"/>
+                <w:color w:val="A9B8D0"/>
+                <w:spacing w:val="0"/>
+                <w:sz w:val="22"/>
+                <w:szCs w:val="22"/>
+                <w:lang w:val="es-AR"/>
+              </w:rPr>
+              <w:t xml:space="preserve">6</w:t>
+            </w:r>
+          </w:p>
+        </w:tc>
+        <w:tc>
+          <w:tcPr>
+            <w:tcW w:w="1848" w:type="dxa"/>
+            <w:vAlign w:val="top"/>
+          </w:tcPr>
+          <w:p>
+            <w:pPr>
+              <w:spacing w:before="0" w:after="0" w:line="220" w:lineRule="auto"/>
+              <w:jc w:val="center"/>
+            </w:pPr>
+            <w:r>
+              <w:rPr>
+                <w:rFonts w:ascii="Palatino Linotype" w:hAnsi="Palatino Linotype" w:cs="Palatino Linotype"/>
+                <w:color w:val="A9B8D0"/>
+                <w:spacing w:val="0"/>
+                <w:sz w:val="16"/>
+                <w:szCs w:val="16"/>
+                <w:lang w:val="es-AR"/>
+              </w:rPr>
+              <w:t xml:space="preserve">·</w:t>
+            </w:r>
+          </w:p>
+        </w:tc>
+        <w:tc>
+          <w:tcPr>
+            <w:tcW w:w="1848" w:type="dxa"/>
+            <w:vAlign w:val="top"/>
+          </w:tcPr>
+          <w:p>
+            <w:pPr>
+              <w:spacing w:before="0" w:after="40"/>
+              <w:jc w:val="center"/>
+            </w:pPr>
+            <w:r>
+              <w:drawing>
+                <wp:inline distT="0" distB="0" distL="0" distR="0">
+                  <wp:extent cx="329184" cy="329184"/>
+                  <wp:effectExtent l="0" t="0" r="0" b="0"/>
+                  <wp:docPr id="9919" name="Puente9919"/>
+                  <wp:cNvGraphicFramePr>
+                    <a:graphicFrameLocks noChangeAspect="1"/>
+                  </wp:cNvGraphicFramePr>
+                  <a:graphic>
+                    <a:graphicData uri="http://schemas.openxmlformats.org/drawingml/2006/picture">
+                      <pic:pic>
+                        <pic:nvPicPr>
+                          <pic:cNvPr id="9919" name="Puente9919"/>
+                          <pic:cNvPicPr/>
+                        </pic:nvPicPr>
+                        <pic:blipFill>
+                          <a:blip r:embed="rIdJB43"/>
+                          <a:stretch>
+                            <a:fillRect/>
+                          </a:stretch>
+                        </pic:blipFill>
+                        <pic:spPr>
+                          <a:xfrm>
+                            <a:off x="0" y="0"/>
+                            <a:ext cx="329184" cy="329184"/>
+                          </a:xfrm>
+                          <a:prstGeom prst="rect">
+                            <a:avLst/>
+                          </a:prstGeom>
+                        </pic:spPr>
+                      </pic:pic>
+                    </a:graphicData>
+                  </a:graphic>
+                </wp:inline>
+              </w:drawing>
+            </w:r>
+          </w:p>
+          <w:p>
+            <w:pPr>
+              <w:spacing w:before="0" w:after="180" w:line="220" w:lineRule="auto"/>
+              <w:jc w:val="center"/>
+            </w:pPr>
+            <w:r>
+              <w:rPr>
+                <w:rFonts w:ascii="Palatino Linotype" w:hAnsi="Palatino Linotype" w:cs="Palatino Linotype"/>
+                <w:color w:val="A9B8D0"/>
+                <w:spacing w:val="30"/>
+                <w:sz w:val="13"/>
+                <w:szCs w:val="13"/>
+                <w:lang w:val="es-AR"/>
+              </w:rPr>
+              <w:t xml:space="preserve">ATRAVESAR EL TIEMPO</w:t>
+            </w:r>
+          </w:p>
+        </w:tc>
+        <w:tc>
+          <w:tcPr>
+            <w:tcW w:w="1848" w:type="dxa"/>
+            <w:vAlign w:val="top"/>
+          </w:tcPr>
+          <w:p>
+            <w:pPr>
+              <w:spacing w:before="0" w:after="0" w:line="220" w:lineRule="auto"/>
+              <w:jc w:val="center"/>
+            </w:pPr>
+            <w:r>
+              <w:rPr>
+                <w:rFonts w:ascii="Palatino Linotype" w:hAnsi="Palatino Linotype" w:cs="Palatino Linotype"/>
+                <w:color w:val="A9B8D0"/>
+                <w:spacing w:val="0"/>
+                <w:sz w:val="16"/>
+                <w:szCs w:val="16"/>
+                <w:lang w:val="es-AR"/>
+              </w:rPr>
+              <w:t xml:space="preserve">·</w:t>
+            </w:r>
+          </w:p>
+        </w:tc>
+      </w:tr>
+    </w:tbl>
+    <w:p>
+      <w:pPr>
+        <w:spacing w:before="0" w:after="0"/>
+        <w:jc w:val="center"/>
+      </w:pPr>
+      <w:r>
+        <w:rPr>
+          <w:rFonts w:ascii="Palatino Linotype" w:hAnsi="Palatino Linotype" w:cs="Palatino Linotype"/>
+          <w:sz w:val="8"/>
+          <w:szCs w:val="8"/>
+          <w:lang w:val="es-AR"/>
+        </w:rPr>
+        <w:t xml:space="preserve"/>
+      </w:r>
+    </w:p>
+    <w:p>
+      <w:pPr>
+        <w:keepNext/>
+        <w:pageBreakBefore/>
+        <w:spacing w:before="3000" w:after="500"/>
+        <w:ind w:left="700" w:right="700"/>
+        <w:jc w:val="center"/>
+      </w:pPr>
+      <w:r>
+        <w:rPr>
+          <w:rFonts w:ascii="Palatino Linotype" w:hAnsi="Palatino Linotype" w:cs="Palatino Linotype"/>
+          <w:color w:val="A9B8D0"/>
+          <w:spacing w:val="20"/>
+          <w:sz w:val="14"/>
+          <w:szCs w:val="14"/>
+          <w:lang w:val="es-AR"/>
+        </w:rPr>
+        <w:t xml:space="preserve">◆</w:t>
+      </w:r>
+    </w:p>
+    <w:p>
+      <w:pPr>
+        <w:keepNext/>
+        <w:spacing w:before="0" w:after="160"/>
+        <w:ind w:left="700" w:right="700"/>
+        <w:jc w:val="center"/>
+      </w:pPr>
+      <w:r>
+        <w:rPr>
+          <w:rFonts w:ascii="Palatino Linotype" w:hAnsi="Palatino Linotype" w:cs="Palatino Linotype"/>
+          <w:i/>
+          <w:iCs/>
+          <w:color w:val="A9B8D0"/>
+          <w:spacing w:val="0"/>
+          <w:sz w:val="17"/>
+          <w:szCs w:val="17"/>
+          <w:lang w:val="es-AR"/>
+        </w:rPr>
+        <w:t xml:space="preserve">Este libro se terminó de componer en septiembre de 2026, en tipografía Palatino, para ELVERBO EDITORIAL.</w:t>
+      </w:r>
+    </w:p>
+    <w:p>
+      <w:pPr>
+        <w:keepNext/>
+        <w:spacing w:before="0" w:after="160"/>
+        <w:ind w:left="700" w:right="700"/>
+        <w:jc w:val="center"/>
+      </w:pPr>
+      <w:r>
+        <w:rPr>
+          <w:rFonts w:ascii="Palatino Linotype" w:hAnsi="Palatino Linotype" w:cs="Palatino Linotype"/>
+          <w:i/>
+          <w:iCs/>
+          <w:color w:val="A9B8D0"/>
+          <w:spacing w:val="0"/>
+          <w:sz w:val="17"/>
+          <w:szCs w:val="17"/>
+          <w:lang w:val="es-AR"/>
+        </w:rPr>
+        <w:t xml:space="preserve">Los grabados que abren cada capítulo comparten orla y motivo en los tres libros de la trilogía: el mismo número de capítulo, la misma imagen, vista desde otra faceta de Julián Bermúdez.</w:t>
+      </w:r>
+    </w:p>
+    <w:p>
+      <w:pPr>
+        <w:keepNext/>
+        <w:spacing w:before="0" w:after="0"/>
+        <w:ind w:left="700" w:right="700"/>
+        <w:jc w:val="center"/>
+      </w:pPr>
+      <w:r>
+        <w:rPr>
+          <w:rFonts w:ascii="Palatino Linotype" w:hAnsi="Palatino Linotype" w:cs="Palatino Linotype"/>
+          <w:color w:val="A9B8D0"/>
+          <w:spacing w:val="0"/>
+          <w:sz w:val="15"/>
+          <w:szCs w:val="15"/>
+          <w:lang w:val="es-AR"/>
+        </w:rPr>
+        <w:t xml:space="preserve">Buenos Aires, Argentina</w:t>
+      </w:r>
+    </w:p>
     <w:sectPr>
-      <w:headerReference w:type="default" r:id="rIdJB23"/>
-      <w:headerReference w:type="even" r:id="rIdJB24"/>
+      <w:headerReference w:type="default" r:id="rIdJB9"/>
+      <w:headerReference w:type="even" r:id="rIdJB9"/>
       <w:footerReference w:type="default" r:id="rIdJB25"/>
       <w:footerReference w:type="even" r:id="rIdJB25"/>
       <w:pgSz w:w="7920" w:h="12240"/>
